--- a/public/application-forms/2026/Individual/worker/EFG-Course-Registration-Individual-SSICHW.docx
+++ b/public/application-forms/2026/Individual/worker/EFG-Course-Registration-Individual-SSICHW.docx
@@ -5,119 +5,8 @@
     <w:p>
       <w:pPr>
         <w:pStyle w:val="Title"/>
-      </w:pPr>
-      <w:r>
-        <w:rPr>
-          <w:noProof/>
-        </w:rPr>
-        <w:drawing>
-          <wp:anchor distT="0" distB="0" distL="0" distR="0" simplePos="0" relativeHeight="251658240" behindDoc="0" locked="0" layoutInCell="1" allowOverlap="1" wp14:anchorId="73C19454" wp14:editId="646459F7">
-            <wp:simplePos x="0" y="0"/>
-            <wp:positionH relativeFrom="page">
-              <wp:posOffset>548640</wp:posOffset>
-            </wp:positionH>
-            <wp:positionV relativeFrom="paragraph">
-              <wp:posOffset>103323</wp:posOffset>
-            </wp:positionV>
-            <wp:extent cx="655178" cy="568590"/>
-            <wp:effectExtent l="0" t="0" r="0" b="0"/>
-            <wp:wrapNone/>
-            <wp:docPr id="9" name="Image 9"/>
-            <wp:cNvGraphicFramePr/>
-            <a:graphic xmlns:a="http://schemas.openxmlformats.org/drawingml/2006/main">
-              <a:graphicData uri="http://schemas.openxmlformats.org/drawingml/2006/picture">
-                <pic:pic xmlns:pic="http://schemas.openxmlformats.org/drawingml/2006/picture">
-                  <pic:nvPicPr>
-                    <pic:cNvPr id="9" name="Image 9"/>
-                    <pic:cNvPicPr/>
-                  </pic:nvPicPr>
-                  <pic:blipFill>
-                    <a:blip r:embed="rId7" cstate="print"/>
-                    <a:stretch>
-                      <a:fillRect/>
-                    </a:stretch>
-                  </pic:blipFill>
-                  <pic:spPr>
-                    <a:xfrm>
-                      <a:off x="0" y="0"/>
-                      <a:ext cx="655178" cy="568590"/>
-                    </a:xfrm>
-                    <a:prstGeom prst="rect">
-                      <a:avLst/>
-                    </a:prstGeom>
-                  </pic:spPr>
-                </pic:pic>
-              </a:graphicData>
-            </a:graphic>
-          </wp:anchor>
-        </w:drawing>
-      </w:r>
-      <w:r>
-        <w:rPr>
-          <w:color w:val="006FC0"/>
-        </w:rPr>
-        <w:t>EFG</w:t>
-      </w:r>
-      <w:r>
-        <w:rPr>
-          <w:color w:val="006FC0"/>
-          <w:spacing w:val="-5"/>
-        </w:rPr>
-        <w:t xml:space="preserve"> </w:t>
-      </w:r>
-      <w:r>
-        <w:rPr>
-          <w:color w:val="006FC0"/>
-        </w:rPr>
-        <w:t>TRAINING</w:t>
-      </w:r>
-      <w:r>
-        <w:rPr>
-          <w:color w:val="006FC0"/>
-          <w:spacing w:val="-2"/>
-        </w:rPr>
-        <w:t xml:space="preserve"> </w:t>
-      </w:r>
-      <w:r>
-        <w:rPr>
-          <w:color w:val="006FC0"/>
-        </w:rPr>
-        <w:t>SERVICES</w:t>
-      </w:r>
-      <w:r>
-        <w:rPr>
-          <w:color w:val="006FC0"/>
-          <w:spacing w:val="-2"/>
-        </w:rPr>
-        <w:t xml:space="preserve"> </w:t>
-      </w:r>
-      <w:r>
-        <w:rPr>
-          <w:color w:val="006FC0"/>
-        </w:rPr>
-        <w:t>PRIVATE</w:t>
-      </w:r>
-      <w:r>
-        <w:rPr>
-          <w:color w:val="006FC0"/>
-          <w:spacing w:val="-6"/>
-        </w:rPr>
-        <w:t xml:space="preserve"> </w:t>
-      </w:r>
-      <w:r>
-        <w:rPr>
-          <w:color w:val="006FC0"/>
-          <w:spacing w:val="-5"/>
-        </w:rPr>
-        <w:t>LTD</w:t>
-      </w:r>
-    </w:p>
-    <w:p>
-      <w:pPr>
-        <w:pStyle w:val="BodyText"/>
-        <w:spacing w:line="390" w:lineRule="exact"/>
-        <w:ind w:left="1215"/>
-        <w:jc w:val="center"/>
+        <w:ind w:left="0"/>
+        <w:jc w:val="left"/>
       </w:pPr>
       <w:r>
         <w:rPr>
@@ -126,105 +15,13 @@
         <mc:AlternateContent>
           <mc:Choice Requires="wps">
             <w:drawing>
-              <wp:anchor distT="0" distB="0" distL="0" distR="0" simplePos="0" relativeHeight="251659264" behindDoc="0" locked="0" layoutInCell="1" allowOverlap="1" wp14:anchorId="78DC57E1" wp14:editId="38245C4F">
+              <wp:anchor distT="0" distB="0" distL="0" distR="0" simplePos="0" relativeHeight="251661312" behindDoc="0" locked="0" layoutInCell="1" allowOverlap="1" wp14:anchorId="65F6090E" wp14:editId="3740D041">
                 <wp:simplePos x="0" y="0"/>
                 <wp:positionH relativeFrom="page">
-                  <wp:posOffset>5290439</wp:posOffset>
+                  <wp:posOffset>545845</wp:posOffset>
                 </wp:positionH>
                 <wp:positionV relativeFrom="paragraph">
-                  <wp:posOffset>1504118</wp:posOffset>
-                </wp:positionV>
-                <wp:extent cx="1735455" cy="6350"/>
-                <wp:effectExtent l="0" t="0" r="0" b="0"/>
-                <wp:wrapNone/>
-                <wp:docPr id="10" name="Graphic 10"/>
-                <wp:cNvGraphicFramePr/>
-                <a:graphic xmlns:a="http://schemas.openxmlformats.org/drawingml/2006/main">
-                  <a:graphicData uri="http://schemas.microsoft.com/office/word/2010/wordprocessingShape">
-                    <wps:wsp>
-                      <wps:cNvSpPr/>
-                      <wps:spPr>
-                        <a:xfrm>
-                          <a:off x="0" y="0"/>
-                          <a:ext cx="1735455" cy="6350"/>
-                        </a:xfrm>
-                        <a:custGeom>
-                          <a:avLst/>
-                          <a:gdLst/>
-                          <a:ahLst/>
-                          <a:cxnLst/>
-                          <a:rect l="l" t="t" r="r" b="b"/>
-                          <a:pathLst>
-                            <a:path w="1735455" h="6350">
-                              <a:moveTo>
-                                <a:pt x="1735188" y="0"/>
-                              </a:moveTo>
-                              <a:lnTo>
-                                <a:pt x="1729105" y="0"/>
-                              </a:lnTo>
-                              <a:lnTo>
-                                <a:pt x="6096" y="0"/>
-                              </a:lnTo>
-                              <a:lnTo>
-                                <a:pt x="0" y="0"/>
-                              </a:lnTo>
-                              <a:lnTo>
-                                <a:pt x="0" y="6096"/>
-                              </a:lnTo>
-                              <a:lnTo>
-                                <a:pt x="6096" y="6096"/>
-                              </a:lnTo>
-                              <a:lnTo>
-                                <a:pt x="1729105" y="6096"/>
-                              </a:lnTo>
-                              <a:lnTo>
-                                <a:pt x="1735188" y="6096"/>
-                              </a:lnTo>
-                              <a:lnTo>
-                                <a:pt x="1735188" y="0"/>
-                              </a:lnTo>
-                              <a:close/>
-                            </a:path>
-                          </a:pathLst>
-                        </a:custGeom>
-                        <a:solidFill>
-                          <a:srgbClr val="000000"/>
-                        </a:solidFill>
-                      </wps:spPr>
-                      <wps:bodyPr wrap="square" lIns="0" tIns="0" rIns="0" bIns="0" rtlCol="0">
-                        <a:prstTxWarp prst="textNoShape">
-                          <a:avLst/>
-                        </a:prstTxWarp>
-                      </wps:bodyPr>
-                    </wps:wsp>
-                  </a:graphicData>
-                </a:graphic>
-              </wp:anchor>
-            </w:drawing>
-          </mc:Choice>
-          <mc:Fallback>
-            <w:pict>
-              <v:shape id="Graphic 10" o:spid="_x0000_s1025" style="width:136.65pt;height:0.5pt;margin-top:118.45pt;margin-left:416.55pt;mso-position-horizontal-relative:page;mso-wrap-distance-bottom:0;mso-wrap-distance-left:0;mso-wrap-distance-right:0;mso-wrap-distance-top:0;mso-wrap-style:square;position:absolute;v-text-anchor:top;visibility:visible;z-index:251660288" coordsize="1735455,6350" path="m1735188,l1729105,l6096,,,,,6096l6096,6096l1729105,6096l1735188,6096l1735188,xe" fillcolor="black" stroked="f">
-                <v:path arrowok="t"/>
-              </v:shape>
-            </w:pict>
-          </mc:Fallback>
-        </mc:AlternateContent>
-      </w:r>
-      <w:r>
-        <w:rPr>
-          <w:noProof/>
-        </w:rPr>
-        <mc:AlternateContent>
-          <mc:Choice Requires="wps">
-            <w:drawing>
-              <wp:anchor distT="0" distB="0" distL="0" distR="0" simplePos="0" relativeHeight="251661312" behindDoc="0" locked="0" layoutInCell="1" allowOverlap="1" wp14:anchorId="65F6090E" wp14:editId="2AC64D6E">
-                <wp:simplePos x="0" y="0"/>
-                <wp:positionH relativeFrom="page">
-                  <wp:posOffset>501700</wp:posOffset>
-                </wp:positionH>
-                <wp:positionV relativeFrom="paragraph">
-                  <wp:posOffset>540569</wp:posOffset>
+                  <wp:posOffset>254635</wp:posOffset>
                 </wp:positionV>
                 <wp:extent cx="6564630" cy="967740"/>
                 <wp:effectExtent l="0" t="0" r="0" b="0"/>
@@ -640,7 +437,7 @@
                 <v:stroke joinstyle="miter"/>
                 <v:path gradientshapeok="t" o:connecttype="rect"/>
               </v:shapetype>
-              <v:shape id="Textbox 11" o:spid="_x0000_s1026" type="#_x0000_t202" style="position:absolute;left:0;text-align:left;margin-left:39.5pt;margin-top:42.55pt;width:516.9pt;height:76.2pt;z-index:251661312;visibility:visible;mso-wrap-style:square;mso-wrap-distance-left:0;mso-wrap-distance-top:0;mso-wrap-distance-right:0;mso-wrap-distance-bottom:0;mso-position-horizontal:absolute;mso-position-horizontal-relative:page;mso-position-vertical:absolute;mso-position-vertical-relative:text;v-text-anchor:top" o:gfxdata="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" filled="f" stroked="f">
+              <v:shape id="Textbox 11" o:spid="_x0000_s1026" type="#_x0000_t202" style="position:absolute;margin-left:43pt;margin-top:20.05pt;width:516.9pt;height:76.2pt;z-index:251661312;visibility:visible;mso-wrap-style:square;mso-wrap-distance-left:0;mso-wrap-distance-top:0;mso-wrap-distance-right:0;mso-wrap-distance-bottom:0;mso-position-horizontal:absolute;mso-position-horizontal-relative:page;mso-position-vertical:absolute;mso-position-vertical-relative:text;v-text-anchor:top" o:gfxdata="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" filled="f" stroked="f">
                 <v:textbox inset="0,0,0,0">
                   <w:txbxContent>
                     <w:tbl>
@@ -1030,39 +827,6 @@
           </mc:Fallback>
         </mc:AlternateContent>
       </w:r>
-      <w:r>
-        <w:t>INDIVIDUAL</w:t>
-      </w:r>
-      <w:r>
-        <w:rPr>
-          <w:spacing w:val="-19"/>
-        </w:rPr>
-        <w:t xml:space="preserve"> </w:t>
-      </w:r>
-      <w:r>
-        <w:t>COURSE</w:t>
-      </w:r>
-      <w:r>
-        <w:rPr>
-          <w:spacing w:val="-9"/>
-        </w:rPr>
-        <w:t xml:space="preserve"> </w:t>
-      </w:r>
-      <w:r>
-        <w:t>PRE-REGISTRATION</w:t>
-      </w:r>
-      <w:r>
-        <w:rPr>
-          <w:spacing w:val="-14"/>
-        </w:rPr>
-        <w:t xml:space="preserve"> </w:t>
-      </w:r>
-      <w:r>
-        <w:rPr>
-          <w:spacing w:val="-4"/>
-        </w:rPr>
-        <w:t>FORM</w:t>
-      </w:r>
     </w:p>
     <w:p>
       <w:pPr>
@@ -1111,23 +875,233 @@
           <w:sz w:val="20"/>
         </w:rPr>
       </w:pPr>
-    </w:p>
-    <w:p>
-      <w:pPr>
-        <w:pStyle w:val="BodyText"/>
-        <w:rPr>
-          <w:sz w:val="20"/>
-        </w:rPr>
-      </w:pPr>
-    </w:p>
-    <w:p>
-      <w:pPr>
-        <w:pStyle w:val="BodyText"/>
-        <w:spacing w:before="30"/>
-        <w:rPr>
-          <w:sz w:val="20"/>
-        </w:rPr>
-      </w:pPr>
+      <w:r>
+        <w:rPr>
+          <w:noProof/>
+          <w:sz w:val="2"/>
+        </w:rPr>
+        <mc:AlternateContent>
+          <mc:Choice Requires="wpg">
+            <w:drawing>
+              <wp:anchor distT="0" distB="0" distL="114300" distR="114300" simplePos="0" relativeHeight="251756544" behindDoc="0" locked="0" layoutInCell="1" allowOverlap="1" wp14:anchorId="14954BA8" wp14:editId="1EBC6D33">
+                <wp:simplePos x="0" y="0"/>
+                <wp:positionH relativeFrom="column">
+                  <wp:posOffset>1651635</wp:posOffset>
+                </wp:positionH>
+                <wp:positionV relativeFrom="paragraph">
+                  <wp:posOffset>71755</wp:posOffset>
+                </wp:positionV>
+                <wp:extent cx="1808480" cy="6350"/>
+                <wp:effectExtent l="0" t="0" r="0" b="0"/>
+                <wp:wrapNone/>
+                <wp:docPr id="12" name="Group 12"/>
+                <wp:cNvGraphicFramePr/>
+                <a:graphic xmlns:a="http://schemas.openxmlformats.org/drawingml/2006/main">
+                  <a:graphicData uri="http://schemas.microsoft.com/office/word/2010/wordprocessingGroup">
+                    <wpg:wgp>
+                      <wpg:cNvGrpSpPr/>
+                      <wpg:grpSpPr>
+                        <a:xfrm>
+                          <a:off x="0" y="0"/>
+                          <a:ext cx="1808480" cy="6350"/>
+                          <a:chOff x="-16891" y="-327660"/>
+                          <a:chExt cx="1808480" cy="6350"/>
+                        </a:xfrm>
+                      </wpg:grpSpPr>
+                      <wps:wsp>
+                        <wps:cNvPr id="13" name="Graphic 13"/>
+                        <wps:cNvSpPr/>
+                        <wps:spPr>
+                          <a:xfrm>
+                            <a:off x="-16891" y="-327660"/>
+                            <a:ext cx="1808480" cy="6350"/>
+                          </a:xfrm>
+                          <a:custGeom>
+                            <a:avLst/>
+                            <a:gdLst/>
+                            <a:ahLst/>
+                            <a:cxnLst/>
+                            <a:rect l="l" t="t" r="r" b="b"/>
+                            <a:pathLst>
+                              <a:path w="1808480" h="6350">
+                                <a:moveTo>
+                                  <a:pt x="6083" y="0"/>
+                                </a:moveTo>
+                                <a:lnTo>
+                                  <a:pt x="0" y="0"/>
+                                </a:lnTo>
+                                <a:lnTo>
+                                  <a:pt x="0" y="6096"/>
+                                </a:lnTo>
+                                <a:lnTo>
+                                  <a:pt x="6083" y="6096"/>
+                                </a:lnTo>
+                                <a:lnTo>
+                                  <a:pt x="6083" y="0"/>
+                                </a:lnTo>
+                                <a:close/>
+                              </a:path>
+                              <a:path w="1808480" h="6350">
+                                <a:moveTo>
+                                  <a:pt x="737920" y="0"/>
+                                </a:moveTo>
+                                <a:lnTo>
+                                  <a:pt x="6096" y="0"/>
+                                </a:lnTo>
+                                <a:lnTo>
+                                  <a:pt x="6096" y="6096"/>
+                                </a:lnTo>
+                                <a:lnTo>
+                                  <a:pt x="737920" y="6096"/>
+                                </a:lnTo>
+                                <a:lnTo>
+                                  <a:pt x="737920" y="0"/>
+                                </a:lnTo>
+                                <a:close/>
+                              </a:path>
+                              <a:path w="1808480" h="6350">
+                                <a:moveTo>
+                                  <a:pt x="1808099" y="0"/>
+                                </a:moveTo>
+                                <a:lnTo>
+                                  <a:pt x="1808099" y="0"/>
+                                </a:lnTo>
+                                <a:lnTo>
+                                  <a:pt x="737997" y="0"/>
+                                </a:lnTo>
+                                <a:lnTo>
+                                  <a:pt x="737997" y="6096"/>
+                                </a:lnTo>
+                                <a:lnTo>
+                                  <a:pt x="1808099" y="6096"/>
+                                </a:lnTo>
+                                <a:lnTo>
+                                  <a:pt x="1808099" y="0"/>
+                                </a:lnTo>
+                                <a:close/>
+                              </a:path>
+                            </a:pathLst>
+                          </a:custGeom>
+                          <a:solidFill>
+                            <a:srgbClr val="000000"/>
+                          </a:solidFill>
+                        </wps:spPr>
+                        <wps:bodyPr wrap="square" lIns="0" tIns="0" rIns="0" bIns="0" rtlCol="0">
+                          <a:prstTxWarp prst="textNoShape">
+                            <a:avLst/>
+                          </a:prstTxWarp>
+                        </wps:bodyPr>
+                      </wps:wsp>
+                    </wpg:wgp>
+                  </a:graphicData>
+                </a:graphic>
+              </wp:anchor>
+            </w:drawing>
+          </mc:Choice>
+          <mc:Fallback>
+            <w:pict>
+              <v:group w14:anchorId="243D8ECE" id="Group 12" o:spid="_x0000_s1026" style="position:absolute;margin-left:130.05pt;margin-top:5.65pt;width:142.4pt;height:.5pt;z-index:251756544" coordorigin="-168,-3276" coordsize="18084,63" o:gfxdata="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">
+                <v:shape id="Graphic 13" o:spid="_x0000_s1027" style="position:absolute;left:-168;top:-3276;width:18083;height:63;visibility:visible;mso-wrap-style:square;v-text-anchor:top" coordsize="1808480,6350" o:gfxdata="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" path="m6083,l,,,6096r6083,l6083,xem737920,l6096,r,6096l737920,6096r,-6096xem1808099,r,l737997,r,6096l1808099,6096r,-6096xe" fillcolor="black" stroked="f">
+                  <v:path arrowok="t"/>
+                </v:shape>
+              </v:group>
+            </w:pict>
+          </mc:Fallback>
+        </mc:AlternateContent>
+      </w:r>
+      <w:r>
+        <w:rPr>
+          <w:noProof/>
+        </w:rPr>
+        <mc:AlternateContent>
+          <mc:Choice Requires="wps">
+            <w:drawing>
+              <wp:anchor distT="0" distB="0" distL="0" distR="0" simplePos="0" relativeHeight="251659264" behindDoc="0" locked="0" layoutInCell="1" allowOverlap="1" wp14:anchorId="78DC57E1" wp14:editId="4CD45887">
+                <wp:simplePos x="0" y="0"/>
+                <wp:positionH relativeFrom="page">
+                  <wp:posOffset>5257292</wp:posOffset>
+                </wp:positionH>
+                <wp:positionV relativeFrom="paragraph">
+                  <wp:posOffset>84455</wp:posOffset>
+                </wp:positionV>
+                <wp:extent cx="1735455" cy="6350"/>
+                <wp:effectExtent l="0" t="0" r="0" b="0"/>
+                <wp:wrapNone/>
+                <wp:docPr id="10" name="Graphic 10"/>
+                <wp:cNvGraphicFramePr/>
+                <a:graphic xmlns:a="http://schemas.openxmlformats.org/drawingml/2006/main">
+                  <a:graphicData uri="http://schemas.microsoft.com/office/word/2010/wordprocessingShape">
+                    <wps:wsp>
+                      <wps:cNvSpPr/>
+                      <wps:spPr>
+                        <a:xfrm>
+                          <a:off x="0" y="0"/>
+                          <a:ext cx="1735455" cy="6350"/>
+                        </a:xfrm>
+                        <a:custGeom>
+                          <a:avLst/>
+                          <a:gdLst/>
+                          <a:ahLst/>
+                          <a:cxnLst/>
+                          <a:rect l="l" t="t" r="r" b="b"/>
+                          <a:pathLst>
+                            <a:path w="1735455" h="6350">
+                              <a:moveTo>
+                                <a:pt x="1735188" y="0"/>
+                              </a:moveTo>
+                              <a:lnTo>
+                                <a:pt x="1729105" y="0"/>
+                              </a:lnTo>
+                              <a:lnTo>
+                                <a:pt x="6096" y="0"/>
+                              </a:lnTo>
+                              <a:lnTo>
+                                <a:pt x="0" y="0"/>
+                              </a:lnTo>
+                              <a:lnTo>
+                                <a:pt x="0" y="6096"/>
+                              </a:lnTo>
+                              <a:lnTo>
+                                <a:pt x="6096" y="6096"/>
+                              </a:lnTo>
+                              <a:lnTo>
+                                <a:pt x="1729105" y="6096"/>
+                              </a:lnTo>
+                              <a:lnTo>
+                                <a:pt x="1735188" y="6096"/>
+                              </a:lnTo>
+                              <a:lnTo>
+                                <a:pt x="1735188" y="0"/>
+                              </a:lnTo>
+                              <a:close/>
+                            </a:path>
+                          </a:pathLst>
+                        </a:custGeom>
+                        <a:solidFill>
+                          <a:srgbClr val="000000"/>
+                        </a:solidFill>
+                      </wps:spPr>
+                      <wps:bodyPr wrap="square" lIns="0" tIns="0" rIns="0" bIns="0" rtlCol="0">
+                        <a:prstTxWarp prst="textNoShape">
+                          <a:avLst/>
+                        </a:prstTxWarp>
+                      </wps:bodyPr>
+                    </wps:wsp>
+                  </a:graphicData>
+                </a:graphic>
+              </wp:anchor>
+            </w:drawing>
+          </mc:Choice>
+          <mc:Fallback>
+            <w:pict>
+              <v:shape w14:anchorId="3C952A36" id="Graphic 10" o:spid="_x0000_s1026" style="position:absolute;margin-left:413.95pt;margin-top:6.65pt;width:136.65pt;height:.5pt;z-index:251659264;visibility:visible;mso-wrap-style:square;mso-wrap-distance-left:0;mso-wrap-distance-top:0;mso-wrap-distance-right:0;mso-wrap-distance-bottom:0;mso-position-horizontal:absolute;mso-position-horizontal-relative:page;mso-position-vertical:absolute;mso-position-vertical-relative:text;v-text-anchor:top" coordsize="1735455,6350" o:gfxdata="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" path="m1735188,r-6083,l6096,,,,,6096r6096,l1729105,6096r6083,l1735188,xe" fillcolor="black" stroked="f">
+                <v:path arrowok="t"/>
+                <w10:wrap anchorx="page"/>
+              </v:shape>
+            </w:pict>
+          </mc:Fallback>
+        </mc:AlternateContent>
+      </w:r>
     </w:p>
     <w:tbl>
       <w:tblPr>
@@ -1170,134 +1144,6 @@
                 <w:sz w:val="2"/>
               </w:rPr>
             </w:pPr>
-            <w:r>
-              <w:rPr>
-                <w:rFonts w:ascii="Calibri"/>
-                <w:noProof/>
-                <w:sz w:val="2"/>
-              </w:rPr>
-              <mc:AlternateContent>
-                <mc:Choice Requires="wpg">
-                  <w:drawing>
-                    <wp:inline distT="0" distB="0" distL="0" distR="0" wp14:anchorId="14954BA8" wp14:editId="3E842594">
-                      <wp:extent cx="1808480" cy="6350"/>
-                      <wp:effectExtent l="0" t="0" r="0" b="0"/>
-                      <wp:docPr id="12" name="Group 12"/>
-                      <wp:cNvGraphicFramePr/>
-                      <a:graphic xmlns:a="http://schemas.openxmlformats.org/drawingml/2006/main">
-                        <a:graphicData uri="http://schemas.microsoft.com/office/word/2010/wordprocessingGroup">
-                          <wpg:wgp>
-                            <wpg:cNvGrpSpPr/>
-                            <wpg:grpSpPr>
-                              <a:xfrm>
-                                <a:off x="0" y="0"/>
-                                <a:ext cx="1808480" cy="6350"/>
-                                <a:chOff x="0" y="0"/>
-                                <a:chExt cx="1808480" cy="6350"/>
-                              </a:xfrm>
-                            </wpg:grpSpPr>
-                            <wps:wsp>
-                              <wps:cNvPr id="13" name="Graphic 13"/>
-                              <wps:cNvSpPr/>
-                              <wps:spPr>
-                                <a:xfrm>
-                                  <a:off x="0" y="0"/>
-                                  <a:ext cx="1808480" cy="6350"/>
-                                </a:xfrm>
-                                <a:custGeom>
-                                  <a:avLst/>
-                                  <a:gdLst/>
-                                  <a:ahLst/>
-                                  <a:cxnLst/>
-                                  <a:rect l="l" t="t" r="r" b="b"/>
-                                  <a:pathLst>
-                                    <a:path w="1808480" h="6350">
-                                      <a:moveTo>
-                                        <a:pt x="6083" y="0"/>
-                                      </a:moveTo>
-                                      <a:lnTo>
-                                        <a:pt x="0" y="0"/>
-                                      </a:lnTo>
-                                      <a:lnTo>
-                                        <a:pt x="0" y="6096"/>
-                                      </a:lnTo>
-                                      <a:lnTo>
-                                        <a:pt x="6083" y="6096"/>
-                                      </a:lnTo>
-                                      <a:lnTo>
-                                        <a:pt x="6083" y="0"/>
-                                      </a:lnTo>
-                                      <a:close/>
-                                    </a:path>
-                                    <a:path w="1808480" h="6350">
-                                      <a:moveTo>
-                                        <a:pt x="737920" y="0"/>
-                                      </a:moveTo>
-                                      <a:lnTo>
-                                        <a:pt x="6096" y="0"/>
-                                      </a:lnTo>
-                                      <a:lnTo>
-                                        <a:pt x="6096" y="6096"/>
-                                      </a:lnTo>
-                                      <a:lnTo>
-                                        <a:pt x="737920" y="6096"/>
-                                      </a:lnTo>
-                                      <a:lnTo>
-                                        <a:pt x="737920" y="0"/>
-                                      </a:lnTo>
-                                      <a:close/>
-                                    </a:path>
-                                    <a:path w="1808480" h="6350">
-                                      <a:moveTo>
-                                        <a:pt x="1808099" y="0"/>
-                                      </a:moveTo>
-                                      <a:lnTo>
-                                        <a:pt x="1808099" y="0"/>
-                                      </a:lnTo>
-                                      <a:lnTo>
-                                        <a:pt x="737997" y="0"/>
-                                      </a:lnTo>
-                                      <a:lnTo>
-                                        <a:pt x="737997" y="6096"/>
-                                      </a:lnTo>
-                                      <a:lnTo>
-                                        <a:pt x="1808099" y="6096"/>
-                                      </a:lnTo>
-                                      <a:lnTo>
-                                        <a:pt x="1808099" y="0"/>
-                                      </a:lnTo>
-                                      <a:close/>
-                                    </a:path>
-                                  </a:pathLst>
-                                </a:custGeom>
-                                <a:solidFill>
-                                  <a:srgbClr val="000000"/>
-                                </a:solidFill>
-                              </wps:spPr>
-                              <wps:bodyPr wrap="square" lIns="0" tIns="0" rIns="0" bIns="0" rtlCol="0">
-                                <a:prstTxWarp prst="textNoShape">
-                                  <a:avLst/>
-                                </a:prstTxWarp>
-                              </wps:bodyPr>
-                            </wps:wsp>
-                          </wpg:wgp>
-                        </a:graphicData>
-                      </a:graphic>
-                    </wp:inline>
-                  </w:drawing>
-                </mc:Choice>
-                <mc:Fallback>
-                  <w:pict>
-                    <v:group id="Group 12" o:spid="_x0000_i1027" style="width:142.4pt;height:0.5pt;mso-position-horizontal-relative:char;mso-position-vertical-relative:line" coordsize="18084,63">
-                      <v:shape id="Graphic 13" o:spid="_x0000_s1028" style="width:18084;height:63;mso-wrap-style:square;position:absolute;v-text-anchor:top;visibility:visible" coordsize="1808480,6350" path="m6083,l,,,6096l6083,6096l6083,xem737920,l6096,l6096,6096l737920,6096l737920,xem1808099,l1808099,l737997,l737997,6096l1808099,6096l1808099,xe" fillcolor="black" stroked="f">
-                        <v:path arrowok="t"/>
-                      </v:shape>
-                      <w10:anchorlock/>
-                    </v:group>
-                  </w:pict>
-                </mc:Fallback>
-              </mc:AlternateContent>
-            </w:r>
           </w:p>
           <w:p>
             <w:pPr>
@@ -9821,12 +9667,8 @@
     <w:p>
       <w:pPr>
         <w:sectPr>
-          <w:headerReference w:type="even" r:id="rId8"/>
-          <w:headerReference w:type="default" r:id="rId9"/>
-          <w:footerReference w:type="even" r:id="rId10"/>
-          <w:footerReference w:type="default" r:id="rId11"/>
-          <w:headerReference w:type="first" r:id="rId12"/>
-          <w:footerReference w:type="first" r:id="rId13"/>
+          <w:headerReference w:type="default" r:id="rId7"/>
+          <w:footerReference w:type="default" r:id="rId8"/>
           <w:type w:val="continuous"/>
           <w:pgSz w:w="11910" w:h="16840"/>
           <w:pgMar w:top="60" w:right="708" w:bottom="1500" w:left="708" w:header="0" w:footer="1317" w:gutter="0"/>
@@ -12271,8 +12113,8 @@
           <w:szCs w:val="24"/>
         </w:rPr>
         <w:sectPr>
-          <w:headerReference w:type="default" r:id="rId14"/>
-          <w:footerReference w:type="default" r:id="rId15"/>
+          <w:headerReference w:type="default" r:id="rId9"/>
+          <w:footerReference w:type="default" r:id="rId10"/>
           <w:pgSz w:w="15840" w:h="12240" w:orient="landscape"/>
           <w:pgMar w:top="851" w:right="672" w:bottom="810" w:left="426" w:header="360" w:footer="144" w:gutter="0"/>
           <w:pgNumType w:start="2"/>
@@ -14303,8 +14145,8 @@
             <v:path o:extrusionok="f" gradientshapeok="t" o:connecttype="rect"/>
             <o:lock v:ext="edit" aspectratio="t"/>
           </v:shapetype>
-          <v:shape id="Picture 1" o:spid="_x0000_i1032" type="#_x0000_t75" style="width:373.8pt;height:268.2pt;visibility:visible">
-            <v:imagedata r:id="rId16" o:title="fotolia_63291339_s" croptop="-1f" cropbottom="-888f" cropright="4301f"/>
+          <v:shape id="Picture 1" o:spid="_x0000_i1032" type="#_x0000_t75" style="width:373.5pt;height:268.5pt;visibility:visible">
+            <v:imagedata r:id="rId11" o:title="fotolia_63291339_s" croptop="-1f" cropbottom="-888f" cropright="4301f"/>
           </v:shape>
         </w:pict>
       </w:r>
@@ -14627,7 +14469,7 @@
         </w:rPr>
         <w:t xml:space="preserve">E-mail: </w:t>
       </w:r>
-      <w:hyperlink r:id="rId17" w:history="1">
+      <w:hyperlink r:id="rId12" w:history="1">
         <w:r>
           <w:rPr>
             <w:rFonts w:ascii="Calibri Light" w:eastAsia="Times New Roman" w:hAnsi="Calibri Light" w:cs="Calibri Light"/>
@@ -14688,12 +14530,12 @@
       </w:r>
     </w:p>
     <w:sectPr>
-      <w:headerReference w:type="even" r:id="rId18"/>
-      <w:headerReference w:type="default" r:id="rId19"/>
-      <w:footerReference w:type="even" r:id="rId20"/>
-      <w:footerReference w:type="default" r:id="rId21"/>
-      <w:headerReference w:type="first" r:id="rId22"/>
-      <w:footerReference w:type="first" r:id="rId23"/>
+      <w:headerReference w:type="even" r:id="rId13"/>
+      <w:headerReference w:type="default" r:id="rId14"/>
+      <w:footerReference w:type="even" r:id="rId15"/>
+      <w:footerReference w:type="default" r:id="rId16"/>
+      <w:headerReference w:type="first" r:id="rId17"/>
+      <w:footerReference w:type="first" r:id="rId18"/>
       <w:pgSz w:w="11909" w:h="16834" w:code="9"/>
       <w:pgMar w:top="1267" w:right="720" w:bottom="720" w:left="720" w:header="284" w:footer="64" w:gutter="0"/>
       <w:cols w:space="720"/>
@@ -14726,16 +14568,6 @@
 <w:ftr xmlns:wpc="http://schemas.microsoft.com/office/word/2010/wordprocessingCanvas" xmlns:cx="http://schemas.microsoft.com/office/drawing/2014/chartex" xmlns:cx1="http://schemas.microsoft.com/office/drawing/2015/9/8/chartex" xmlns:cx2="http://schemas.microsoft.com/office/drawing/2015/10/21/chartex" xmlns:cx3="http://schemas.microsoft.com/office/drawing/2016/5/9/chartex" xmlns:cx4="http://schemas.microsoft.com/office/drawing/2016/5/10/chartex" xmlns:cx5="http://schemas.microsoft.com/office/drawing/2016/5/11/chartex" xmlns:cx6="http://schemas.microsoft.com/office/drawing/2016/5/12/chartex" xmlns:cx7="http://schemas.microsoft.com/office/drawing/2016/5/13/chartex" xmlns:cx8="http://schemas.microsoft.com/office/drawing/2016/5/14/chartex" xmlns:mc="http://schemas.openxmlformats.org/markup-compatibility/2006" xmlns:aink="http://schemas.microsoft.com/office/drawing/2016/ink" xmlns:am3d="http://schemas.microsoft.com/office/drawing/2017/model3d" xmlns:o="urn:schemas-microsoft-com:office:office" xmlns:oel="http://schemas.microsoft.com/office/2019/extlst" xmlns:r="http://schemas.openxmlformats.org/officeDocument/2006/relationships" xmlns:m="http://schemas.openxmlformats.org/officeDocument/2006/math" xmlns:v="urn:schemas-microsoft-com:vml" xmlns:wp14="http://schemas.microsoft.com/office/word/2010/wordprocessingDrawing" xmlns:wp="http://schemas.openxmlformats.org/drawingml/2006/wordprocessingDrawing" xmlns:w10="urn:schemas-microsoft-com:office:word" xmlns:w="http://schemas.openxmlformats.org/wordprocessingml/2006/main" xmlns:w14="http://schemas.microsoft.com/office/word/2010/wordml" xmlns:w15="http://schemas.microsoft.com/office/word/2012/wordml" xmlns:w16cex="http://schemas.microsoft.com/office/word/2018/wordml/cex" xmlns:w16cid="http://schemas.microsoft.com/office/word/2016/wordml/cid" xmlns:w16="http://schemas.microsoft.com/office/word/2018/wordml" xmlns:w16du="http://schemas.microsoft.com/office/word/2023/wordml/word16du" xmlns:w16sdtdh="http://schemas.microsoft.com/office/word/2020/wordml/sdtdatahash" xmlns:w16sdtfl="http://schemas.microsoft.com/office/word/2024/wordml/sdtformatlock" xmlns:w16se="http://schemas.microsoft.com/office/word/2015/wordml/symex" xmlns:wpg="http://schemas.microsoft.com/office/word/2010/wordprocessingGroup" xmlns:wpi="http://schemas.microsoft.com/office/word/2010/wordprocessingInk" xmlns:wne="http://schemas.microsoft.com/office/word/2006/wordml" xmlns:wps="http://schemas.microsoft.com/office/word/2010/wordprocessingShape" mc:Ignorable="w14 w15 w16se w16cid w16 w16cex w16sdtdh w16sdtfl w16du wp14">
   <w:p>
     <w:pPr>
-      <w:pStyle w:val="Footer"/>
-    </w:pPr>
-  </w:p>
-</w:ftr>
-</file>
-
-<file path=word/footer2.xml><?xml version="1.0" encoding="utf-8"?>
-<w:ftr xmlns:wpc="http://schemas.microsoft.com/office/word/2010/wordprocessingCanvas" xmlns:cx="http://schemas.microsoft.com/office/drawing/2014/chartex" xmlns:cx1="http://schemas.microsoft.com/office/drawing/2015/9/8/chartex" xmlns:cx2="http://schemas.microsoft.com/office/drawing/2015/10/21/chartex" xmlns:cx3="http://schemas.microsoft.com/office/drawing/2016/5/9/chartex" xmlns:cx4="http://schemas.microsoft.com/office/drawing/2016/5/10/chartex" xmlns:cx5="http://schemas.microsoft.com/office/drawing/2016/5/11/chartex" xmlns:cx6="http://schemas.microsoft.com/office/drawing/2016/5/12/chartex" xmlns:cx7="http://schemas.microsoft.com/office/drawing/2016/5/13/chartex" xmlns:cx8="http://schemas.microsoft.com/office/drawing/2016/5/14/chartex" xmlns:mc="http://schemas.openxmlformats.org/markup-compatibility/2006" xmlns:aink="http://schemas.microsoft.com/office/drawing/2016/ink" xmlns:am3d="http://schemas.microsoft.com/office/drawing/2017/model3d" xmlns:o="urn:schemas-microsoft-com:office:office" xmlns:oel="http://schemas.microsoft.com/office/2019/extlst" xmlns:r="http://schemas.openxmlformats.org/officeDocument/2006/relationships" xmlns:m="http://schemas.openxmlformats.org/officeDocument/2006/math" xmlns:v="urn:schemas-microsoft-com:vml" xmlns:wp14="http://schemas.microsoft.com/office/word/2010/wordprocessingDrawing" xmlns:wp="http://schemas.openxmlformats.org/drawingml/2006/wordprocessingDrawing" xmlns:w10="urn:schemas-microsoft-com:office:word" xmlns:w="http://schemas.openxmlformats.org/wordprocessingml/2006/main" xmlns:w14="http://schemas.microsoft.com/office/word/2010/wordml" xmlns:w15="http://schemas.microsoft.com/office/word/2012/wordml" xmlns:w16cex="http://schemas.microsoft.com/office/word/2018/wordml/cex" xmlns:w16cid="http://schemas.microsoft.com/office/word/2016/wordml/cid" xmlns:w16="http://schemas.microsoft.com/office/word/2018/wordml" xmlns:w16du="http://schemas.microsoft.com/office/word/2023/wordml/word16du" xmlns:w16sdtdh="http://schemas.microsoft.com/office/word/2020/wordml/sdtdatahash" xmlns:w16sdtfl="http://schemas.microsoft.com/office/word/2024/wordml/sdtformatlock" xmlns:w16se="http://schemas.microsoft.com/office/word/2015/wordml/symex" xmlns:wpg="http://schemas.microsoft.com/office/word/2010/wordprocessingGroup" xmlns:wpi="http://schemas.microsoft.com/office/word/2010/wordprocessingInk" xmlns:wne="http://schemas.microsoft.com/office/word/2006/wordml" xmlns:wps="http://schemas.microsoft.com/office/word/2010/wordprocessingShape" mc:Ignorable="w14 w15 w16se w16cid w16 w16cex w16sdtdh w16sdtfl w16du wp14">
-  <w:p>
-    <w:pPr>
       <w:pStyle w:val="BodyText"/>
       <w:spacing w:line="14" w:lineRule="auto"/>
       <w:rPr>
@@ -14743,6 +14575,413 @@
         <w:sz w:val="20"/>
       </w:rPr>
     </w:pPr>
+    <w:r>
+      <w:rPr>
+        <w:b w:val="0"/>
+        <w:noProof/>
+        <w:sz w:val="20"/>
+      </w:rPr>
+      <mc:AlternateContent>
+        <mc:Choice Requires="wps">
+          <w:drawing>
+            <wp:anchor distT="0" distB="0" distL="0" distR="0" simplePos="0" relativeHeight="251657728" behindDoc="1" locked="0" layoutInCell="1" allowOverlap="1" wp14:anchorId="241855A3" wp14:editId="230DF101">
+              <wp:simplePos x="0" y="0"/>
+              <wp:positionH relativeFrom="page">
+                <wp:posOffset>419100</wp:posOffset>
+              </wp:positionH>
+              <wp:positionV relativeFrom="page">
+                <wp:posOffset>10058400</wp:posOffset>
+              </wp:positionV>
+              <wp:extent cx="3152775" cy="209550"/>
+              <wp:effectExtent l="0" t="0" r="0" b="0"/>
+              <wp:wrapNone/>
+              <wp:docPr id="8" name="Textbox 8"/>
+              <wp:cNvGraphicFramePr/>
+              <a:graphic xmlns:a="http://schemas.openxmlformats.org/drawingml/2006/main">
+                <a:graphicData uri="http://schemas.microsoft.com/office/word/2010/wordprocessingShape">
+                  <wps:wsp>
+                    <wps:cNvSpPr txBox="1"/>
+                    <wps:spPr>
+                      <a:xfrm>
+                        <a:off x="0" y="0"/>
+                        <a:ext cx="3152775" cy="209550"/>
+                      </a:xfrm>
+                      <a:prstGeom prst="rect">
+                        <a:avLst/>
+                      </a:prstGeom>
+                    </wps:spPr>
+                    <wps:txbx>
+                      <w:txbxContent>
+                        <w:p>
+                          <w:pPr>
+                            <w:spacing w:line="205" w:lineRule="exact"/>
+                            <w:ind w:left="20"/>
+                            <w:rPr>
+                              <w:rFonts w:ascii="Calibri Light"/>
+                              <w:i/>
+                              <w:sz w:val="18"/>
+                            </w:rPr>
+                          </w:pPr>
+                          <w:r>
+                            <w:rPr>
+                              <w:rFonts w:ascii="Calibri"/>
+                              <w:sz w:val="18"/>
+                            </w:rPr>
+                            <w:t>1</w:t>
+                          </w:r>
+                          <w:r>
+                            <w:rPr>
+                              <w:rFonts w:ascii="Calibri"/>
+                              <w:spacing w:val="-4"/>
+                              <w:sz w:val="18"/>
+                            </w:rPr>
+                            <w:t xml:space="preserve"> </w:t>
+                          </w:r>
+                          <w:r>
+                            <w:rPr>
+                              <w:rFonts w:ascii="Calibri"/>
+                              <w:spacing w:val="-4"/>
+                              <w:sz w:val="18"/>
+                            </w:rPr>
+                            <w:t xml:space="preserve">  </w:t>
+                          </w:r>
+                          <w:r>
+                            <w:rPr>
+                              <w:rFonts w:ascii="Calibri"/>
+                              <w:sz w:val="18"/>
+                            </w:rPr>
+                            <w:t>EFG-SP-02</w:t>
+                          </w:r>
+                          <w:r>
+                            <w:rPr>
+                              <w:rFonts w:ascii="Calibri"/>
+                              <w:spacing w:val="-6"/>
+                              <w:sz w:val="18"/>
+                            </w:rPr>
+                            <w:t xml:space="preserve"> </w:t>
+                          </w:r>
+                          <w:r>
+                            <w:rPr>
+                              <w:rFonts w:ascii="Calibri"/>
+                              <w:sz w:val="18"/>
+                            </w:rPr>
+                            <w:t>A|</w:t>
+                          </w:r>
+                          <w:r>
+                            <w:rPr>
+                              <w:rFonts w:ascii="Calibri"/>
+                              <w:spacing w:val="-4"/>
+                              <w:sz w:val="18"/>
+                            </w:rPr>
+                            <w:t xml:space="preserve"> </w:t>
+                          </w:r>
+                          <w:r>
+                            <w:rPr>
+                              <w:rFonts w:ascii="Calibri"/>
+                              <w:sz w:val="18"/>
+                            </w:rPr>
+                            <w:t>Rev0</w:t>
+                          </w:r>
+                          <w:r>
+                            <w:rPr>
+                              <w:rFonts w:ascii="Calibri"/>
+                              <w:sz w:val="18"/>
+                            </w:rPr>
+                            <w:t>3</w:t>
+                          </w:r>
+                          <w:r>
+                            <w:rPr>
+                              <w:rFonts w:ascii="Calibri"/>
+                              <w:sz w:val="18"/>
+                            </w:rPr>
+                            <w:t>/01-02-202</w:t>
+                          </w:r>
+                          <w:r>
+                            <w:rPr>
+                              <w:rFonts w:ascii="Calibri"/>
+                              <w:sz w:val="18"/>
+                            </w:rPr>
+                            <w:t>6</w:t>
+                          </w:r>
+                          <w:r>
+                            <w:rPr>
+                              <w:rFonts w:ascii="Calibri"/>
+                              <w:spacing w:val="-11"/>
+                              <w:sz w:val="18"/>
+                            </w:rPr>
+                            <w:t xml:space="preserve"> </w:t>
+                          </w:r>
+                          <w:r>
+                            <w:rPr>
+                              <w:rFonts w:ascii="Calibri"/>
+                              <w:spacing w:val="-11"/>
+                              <w:sz w:val="18"/>
+                            </w:rPr>
+                            <w:t xml:space="preserve">     </w:t>
+                          </w:r>
+                          <w:r>
+                            <w:rPr>
+                              <w:rFonts w:ascii="Calibri Light"/>
+                              <w:i/>
+                              <w:sz w:val="18"/>
+                            </w:rPr>
+                            <w:t>WHERE</w:t>
+                          </w:r>
+                          <w:r>
+                            <w:rPr>
+                              <w:rFonts w:ascii="Calibri Light"/>
+                              <w:i/>
+                              <w:spacing w:val="-3"/>
+                              <w:sz w:val="18"/>
+                            </w:rPr>
+                            <w:t xml:space="preserve"> </w:t>
+                          </w:r>
+                          <w:r>
+                            <w:rPr>
+                              <w:rFonts w:ascii="Calibri Light"/>
+                              <w:i/>
+                              <w:sz w:val="18"/>
+                            </w:rPr>
+                            <w:t>THE</w:t>
+                          </w:r>
+                          <w:r>
+                            <w:rPr>
+                              <w:rFonts w:ascii="Calibri Light"/>
+                              <w:i/>
+                              <w:spacing w:val="-4"/>
+                              <w:sz w:val="18"/>
+                            </w:rPr>
+                            <w:t xml:space="preserve"> </w:t>
+                          </w:r>
+                          <w:r>
+                            <w:rPr>
+                              <w:rFonts w:ascii="Calibri Light"/>
+                              <w:i/>
+                              <w:sz w:val="18"/>
+                            </w:rPr>
+                            <w:t>JOURNEY</w:t>
+                          </w:r>
+                          <w:r>
+                            <w:rPr>
+                              <w:rFonts w:ascii="Calibri Light"/>
+                              <w:i/>
+                              <w:spacing w:val="-1"/>
+                              <w:sz w:val="18"/>
+                            </w:rPr>
+                            <w:t xml:space="preserve"> </w:t>
+                          </w:r>
+                          <w:r>
+                            <w:rPr>
+                              <w:rFonts w:ascii="Calibri Light"/>
+                              <w:i/>
+                              <w:spacing w:val="-2"/>
+                              <w:sz w:val="18"/>
+                            </w:rPr>
+                            <w:t>BEGINS</w:t>
+                          </w:r>
+                        </w:p>
+                      </w:txbxContent>
+                    </wps:txbx>
+                    <wps:bodyPr wrap="square" lIns="0" tIns="0" rIns="0" bIns="0" rtlCol="0">
+                      <a:noAutofit/>
+                    </wps:bodyPr>
+                  </wps:wsp>
+                </a:graphicData>
+              </a:graphic>
+              <wp14:sizeRelH relativeFrom="margin">
+                <wp14:pctWidth>0</wp14:pctWidth>
+              </wp14:sizeRelH>
+              <wp14:sizeRelV relativeFrom="margin">
+                <wp14:pctHeight>0</wp14:pctHeight>
+              </wp14:sizeRelV>
+            </wp:anchor>
+          </w:drawing>
+        </mc:Choice>
+        <mc:Fallback>
+          <w:pict>
+            <v:shapetype w14:anchorId="241855A3" id="_x0000_t202" coordsize="21600,21600" o:spt="202" path="m,l,21600r21600,l21600,xe">
+              <v:stroke joinstyle="miter"/>
+              <v:path gradientshapeok="t" o:connecttype="rect"/>
+            </v:shapetype>
+            <v:shape id="Textbox 8" o:spid="_x0000_s1027" type="#_x0000_t202" style="position:absolute;margin-left:33pt;margin-top:11in;width:248.25pt;height:16.5pt;z-index:-251658752;visibility:visible;mso-wrap-style:square;mso-width-percent:0;mso-height-percent:0;mso-wrap-distance-left:0;mso-wrap-distance-top:0;mso-wrap-distance-right:0;mso-wrap-distance-bottom:0;mso-position-horizontal:absolute;mso-position-horizontal-relative:page;mso-position-vertical:absolute;mso-position-vertical-relative:page;mso-width-percent:0;mso-height-percent:0;mso-width-relative:margin;mso-height-relative:margin;v-text-anchor:top" o:gfxdata="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" filled="f" stroked="f">
+              <v:textbox inset="0,0,0,0">
+                <w:txbxContent>
+                  <w:p>
+                    <w:pPr>
+                      <w:spacing w:line="205" w:lineRule="exact"/>
+                      <w:ind w:left="20"/>
+                      <w:rPr>
+                        <w:rFonts w:ascii="Calibri Light"/>
+                        <w:i/>
+                        <w:sz w:val="18"/>
+                      </w:rPr>
+                    </w:pPr>
+                    <w:r>
+                      <w:rPr>
+                        <w:rFonts w:ascii="Calibri"/>
+                        <w:sz w:val="18"/>
+                      </w:rPr>
+                      <w:t>1</w:t>
+                    </w:r>
+                    <w:r>
+                      <w:rPr>
+                        <w:rFonts w:ascii="Calibri"/>
+                        <w:spacing w:val="-4"/>
+                        <w:sz w:val="18"/>
+                      </w:rPr>
+                      <w:t xml:space="preserve"> </w:t>
+                    </w:r>
+                    <w:r>
+                      <w:rPr>
+                        <w:rFonts w:ascii="Calibri"/>
+                        <w:spacing w:val="-4"/>
+                        <w:sz w:val="18"/>
+                      </w:rPr>
+                      <w:t xml:space="preserve">  </w:t>
+                    </w:r>
+                    <w:r>
+                      <w:rPr>
+                        <w:rFonts w:ascii="Calibri"/>
+                        <w:sz w:val="18"/>
+                      </w:rPr>
+                      <w:t>EFG-SP-02</w:t>
+                    </w:r>
+                    <w:r>
+                      <w:rPr>
+                        <w:rFonts w:ascii="Calibri"/>
+                        <w:spacing w:val="-6"/>
+                        <w:sz w:val="18"/>
+                      </w:rPr>
+                      <w:t xml:space="preserve"> </w:t>
+                    </w:r>
+                    <w:r>
+                      <w:rPr>
+                        <w:rFonts w:ascii="Calibri"/>
+                        <w:sz w:val="18"/>
+                      </w:rPr>
+                      <w:t>A|</w:t>
+                    </w:r>
+                    <w:r>
+                      <w:rPr>
+                        <w:rFonts w:ascii="Calibri"/>
+                        <w:spacing w:val="-4"/>
+                        <w:sz w:val="18"/>
+                      </w:rPr>
+                      <w:t xml:space="preserve"> </w:t>
+                    </w:r>
+                    <w:r>
+                      <w:rPr>
+                        <w:rFonts w:ascii="Calibri"/>
+                        <w:sz w:val="18"/>
+                      </w:rPr>
+                      <w:t>Rev0</w:t>
+                    </w:r>
+                    <w:r>
+                      <w:rPr>
+                        <w:rFonts w:ascii="Calibri"/>
+                        <w:sz w:val="18"/>
+                      </w:rPr>
+                      <w:t>3</w:t>
+                    </w:r>
+                    <w:r>
+                      <w:rPr>
+                        <w:rFonts w:ascii="Calibri"/>
+                        <w:sz w:val="18"/>
+                      </w:rPr>
+                      <w:t>/01-02-202</w:t>
+                    </w:r>
+                    <w:r>
+                      <w:rPr>
+                        <w:rFonts w:ascii="Calibri"/>
+                        <w:sz w:val="18"/>
+                      </w:rPr>
+                      <w:t>6</w:t>
+                    </w:r>
+                    <w:r>
+                      <w:rPr>
+                        <w:rFonts w:ascii="Calibri"/>
+                        <w:spacing w:val="-11"/>
+                        <w:sz w:val="18"/>
+                      </w:rPr>
+                      <w:t xml:space="preserve"> </w:t>
+                    </w:r>
+                    <w:r>
+                      <w:rPr>
+                        <w:rFonts w:ascii="Calibri"/>
+                        <w:spacing w:val="-11"/>
+                        <w:sz w:val="18"/>
+                      </w:rPr>
+                      <w:t xml:space="preserve">     </w:t>
+                    </w:r>
+                    <w:r>
+                      <w:rPr>
+                        <w:rFonts w:ascii="Calibri Light"/>
+                        <w:i/>
+                        <w:sz w:val="18"/>
+                      </w:rPr>
+                      <w:t>WHERE</w:t>
+                    </w:r>
+                    <w:r>
+                      <w:rPr>
+                        <w:rFonts w:ascii="Calibri Light"/>
+                        <w:i/>
+                        <w:spacing w:val="-3"/>
+                        <w:sz w:val="18"/>
+                      </w:rPr>
+                      <w:t xml:space="preserve"> </w:t>
+                    </w:r>
+                    <w:r>
+                      <w:rPr>
+                        <w:rFonts w:ascii="Calibri Light"/>
+                        <w:i/>
+                        <w:sz w:val="18"/>
+                      </w:rPr>
+                      <w:t>THE</w:t>
+                    </w:r>
+                    <w:r>
+                      <w:rPr>
+                        <w:rFonts w:ascii="Calibri Light"/>
+                        <w:i/>
+                        <w:spacing w:val="-4"/>
+                        <w:sz w:val="18"/>
+                      </w:rPr>
+                      <w:t xml:space="preserve"> </w:t>
+                    </w:r>
+                    <w:r>
+                      <w:rPr>
+                        <w:rFonts w:ascii="Calibri Light"/>
+                        <w:i/>
+                        <w:sz w:val="18"/>
+                      </w:rPr>
+                      <w:t>JOURNEY</w:t>
+                    </w:r>
+                    <w:r>
+                      <w:rPr>
+                        <w:rFonts w:ascii="Calibri Light"/>
+                        <w:i/>
+                        <w:spacing w:val="-1"/>
+                        <w:sz w:val="18"/>
+                      </w:rPr>
+                      <w:t xml:space="preserve"> </w:t>
+                    </w:r>
+                    <w:r>
+                      <w:rPr>
+                        <w:rFonts w:ascii="Calibri Light"/>
+                        <w:i/>
+                        <w:spacing w:val="-2"/>
+                        <w:sz w:val="18"/>
+                      </w:rPr>
+                      <w:t>BEGINS</w:t>
+                    </w:r>
+                  </w:p>
+                </w:txbxContent>
+              </v:textbox>
+              <w10:wrap anchorx="page" anchory="page"/>
+            </v:shape>
+          </w:pict>
+        </mc:Fallback>
+      </mc:AlternateContent>
+    </w:r>
     <w:r>
       <w:rPr>
         <w:b w:val="0"/>
@@ -15009,7 +15248,7 @@
         <w:sz w:val="20"/>
       </w:rPr>
       <w:drawing>
-        <wp:anchor distT="0" distB="0" distL="0" distR="0" simplePos="0" relativeHeight="251656704" behindDoc="1" locked="0" layoutInCell="1" allowOverlap="1" wp14:anchorId="17EBDEEA" wp14:editId="4ED38814">
+        <wp:anchor distT="0" distB="0" distL="0" distR="0" simplePos="0" relativeHeight="251656704" behindDoc="1" locked="0" layoutInCell="1" allowOverlap="1" wp14:anchorId="17EBDEEA" wp14:editId="2759A924">
           <wp:simplePos x="0" y="0"/>
           <wp:positionH relativeFrom="page">
             <wp:posOffset>5093970</wp:posOffset>
@@ -15050,388 +15289,11 @@
         </wp:anchor>
       </w:drawing>
     </w:r>
-    <w:r>
-      <w:rPr>
-        <w:b w:val="0"/>
-        <w:noProof/>
-        <w:sz w:val="20"/>
-      </w:rPr>
-      <mc:AlternateContent>
-        <mc:Choice Requires="wps">
-          <w:drawing>
-            <wp:anchor distT="0" distB="0" distL="0" distR="0" simplePos="0" relativeHeight="251657728" behindDoc="1" locked="0" layoutInCell="1" allowOverlap="1" wp14:anchorId="241855A3" wp14:editId="549A170B">
-              <wp:simplePos x="0" y="0"/>
-              <wp:positionH relativeFrom="page">
-                <wp:posOffset>527100</wp:posOffset>
-              </wp:positionH>
-              <wp:positionV relativeFrom="page">
-                <wp:posOffset>10107879</wp:posOffset>
-              </wp:positionV>
-              <wp:extent cx="3018155" cy="141605"/>
-              <wp:effectExtent l="0" t="0" r="0" b="0"/>
-              <wp:wrapNone/>
-              <wp:docPr id="8" name="Textbox 8"/>
-              <wp:cNvGraphicFramePr/>
-              <a:graphic xmlns:a="http://schemas.openxmlformats.org/drawingml/2006/main">
-                <a:graphicData uri="http://schemas.microsoft.com/office/word/2010/wordprocessingShape">
-                  <wps:wsp>
-                    <wps:cNvSpPr txBox="1"/>
-                    <wps:spPr>
-                      <a:xfrm>
-                        <a:off x="0" y="0"/>
-                        <a:ext cx="3018155" cy="141605"/>
-                      </a:xfrm>
-                      <a:prstGeom prst="rect">
-                        <a:avLst/>
-                      </a:prstGeom>
-                    </wps:spPr>
-                    <wps:txbx>
-                      <w:txbxContent>
-                        <w:p>
-                          <w:pPr>
-                            <w:spacing w:line="205" w:lineRule="exact"/>
-                            <w:ind w:left="20"/>
-                            <w:rPr>
-                              <w:rFonts w:ascii="Calibri Light"/>
-                              <w:i/>
-                              <w:sz w:val="18"/>
-                            </w:rPr>
-                          </w:pPr>
-                          <w:r>
-                            <w:rPr>
-                              <w:rFonts w:ascii="Calibri"/>
-                              <w:sz w:val="18"/>
-                            </w:rPr>
-                            <w:t>1</w:t>
-                          </w:r>
-                          <w:r>
-                            <w:rPr>
-                              <w:rFonts w:ascii="Calibri"/>
-                              <w:spacing w:val="-4"/>
-                              <w:sz w:val="18"/>
-                            </w:rPr>
-                            <w:t xml:space="preserve"> </w:t>
-                          </w:r>
-                          <w:r>
-                            <w:rPr>
-                              <w:rFonts w:ascii="Calibri"/>
-                              <w:sz w:val="18"/>
-                            </w:rPr>
-                            <w:t>EFG-SP-02</w:t>
-                          </w:r>
-                          <w:r>
-                            <w:rPr>
-                              <w:rFonts w:ascii="Calibri"/>
-                              <w:spacing w:val="-6"/>
-                              <w:sz w:val="18"/>
-                            </w:rPr>
-                            <w:t xml:space="preserve"> </w:t>
-                          </w:r>
-                          <w:r>
-                            <w:rPr>
-                              <w:rFonts w:ascii="Calibri"/>
-                              <w:sz w:val="18"/>
-                            </w:rPr>
-                            <w:t>A|</w:t>
-                          </w:r>
-                          <w:r>
-                            <w:rPr>
-                              <w:rFonts w:ascii="Calibri"/>
-                              <w:spacing w:val="-4"/>
-                              <w:sz w:val="18"/>
-                            </w:rPr>
-                            <w:t xml:space="preserve"> </w:t>
-                          </w:r>
-                          <w:r>
-                            <w:rPr>
-                              <w:rFonts w:ascii="Calibri"/>
-                              <w:sz w:val="18"/>
-                            </w:rPr>
-                            <w:t>Rev0</w:t>
-                          </w:r>
-                          <w:r>
-                            <w:rPr>
-                              <w:rFonts w:ascii="Calibri"/>
-                              <w:sz w:val="18"/>
-                            </w:rPr>
-                            <w:t>3</w:t>
-                          </w:r>
-                          <w:r>
-                            <w:rPr>
-                              <w:rFonts w:ascii="Calibri"/>
-                              <w:sz w:val="18"/>
-                            </w:rPr>
-                            <w:t>/01-02-202</w:t>
-                          </w:r>
-                          <w:r>
-                            <w:rPr>
-                              <w:rFonts w:ascii="Calibri"/>
-                              <w:sz w:val="18"/>
-                            </w:rPr>
-                            <w:t>6</w:t>
-                          </w:r>
-                          <w:r>
-                            <w:rPr>
-                              <w:rFonts w:ascii="Calibri"/>
-                              <w:spacing w:val="-11"/>
-                              <w:sz w:val="18"/>
-                            </w:rPr>
-                            <w:t xml:space="preserve"> </w:t>
-                          </w:r>
-                          <w:r>
-                            <w:rPr>
-                              <w:rFonts w:ascii="Calibri Light"/>
-                              <w:i/>
-                              <w:sz w:val="18"/>
-                            </w:rPr>
-                            <w:t>WHERE</w:t>
-                          </w:r>
-                          <w:r>
-                            <w:rPr>
-                              <w:rFonts w:ascii="Calibri Light"/>
-                              <w:i/>
-                              <w:spacing w:val="-3"/>
-                              <w:sz w:val="18"/>
-                            </w:rPr>
-                            <w:t xml:space="preserve"> </w:t>
-                          </w:r>
-                          <w:r>
-                            <w:rPr>
-                              <w:rFonts w:ascii="Calibri Light"/>
-                              <w:i/>
-                              <w:sz w:val="18"/>
-                            </w:rPr>
-                            <w:t>THE</w:t>
-                          </w:r>
-                          <w:r>
-                            <w:rPr>
-                              <w:rFonts w:ascii="Calibri Light"/>
-                              <w:i/>
-                              <w:spacing w:val="-4"/>
-                              <w:sz w:val="18"/>
-                            </w:rPr>
-                            <w:t xml:space="preserve"> </w:t>
-                          </w:r>
-                          <w:r>
-                            <w:rPr>
-                              <w:rFonts w:ascii="Calibri Light"/>
-                              <w:i/>
-                              <w:sz w:val="18"/>
-                            </w:rPr>
-                            <w:t>JOURNEY</w:t>
-                          </w:r>
-                          <w:r>
-                            <w:rPr>
-                              <w:rFonts w:ascii="Calibri Light"/>
-                              <w:i/>
-                              <w:spacing w:val="-1"/>
-                              <w:sz w:val="18"/>
-                            </w:rPr>
-                            <w:t xml:space="preserve"> </w:t>
-                          </w:r>
-                          <w:r>
-                            <w:rPr>
-                              <w:rFonts w:ascii="Calibri Light"/>
-                              <w:i/>
-                              <w:spacing w:val="-2"/>
-                              <w:sz w:val="18"/>
-                            </w:rPr>
-                            <w:t>BEGINS</w:t>
-                          </w:r>
-                        </w:p>
-                      </w:txbxContent>
-                    </wps:txbx>
-                    <wps:bodyPr wrap="square" lIns="0" tIns="0" rIns="0" bIns="0" rtlCol="0"/>
-                  </wps:wsp>
-                </a:graphicData>
-              </a:graphic>
-            </wp:anchor>
-          </w:drawing>
-        </mc:Choice>
-        <mc:Fallback>
-          <w:pict>
-            <v:shapetype w14:anchorId="241855A3" id="_x0000_t202" coordsize="21600,21600" o:spt="202" path="m,l,21600r21600,l21600,xe">
-              <v:stroke joinstyle="miter"/>
-              <v:path gradientshapeok="t" o:connecttype="rect"/>
-            </v:shapetype>
-            <v:shape id="Textbox 8" o:spid="_x0000_s1027" type="#_x0000_t202" style="position:absolute;margin-left:41.5pt;margin-top:795.9pt;width:237.65pt;height:11.15pt;z-index:-251658752;visibility:visible;mso-wrap-style:square;mso-wrap-distance-left:0;mso-wrap-distance-top:0;mso-wrap-distance-right:0;mso-wrap-distance-bottom:0;mso-position-horizontal:absolute;mso-position-horizontal-relative:page;mso-position-vertical:absolute;mso-position-vertical-relative:page;v-text-anchor:top" o:gfxdata="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" filled="f" stroked="f">
-              <v:textbox inset="0,0,0,0">
-                <w:txbxContent>
-                  <w:p>
-                    <w:pPr>
-                      <w:spacing w:line="205" w:lineRule="exact"/>
-                      <w:ind w:left="20"/>
-                      <w:rPr>
-                        <w:rFonts w:ascii="Calibri Light"/>
-                        <w:i/>
-                        <w:sz w:val="18"/>
-                      </w:rPr>
-                    </w:pPr>
-                    <w:r>
-                      <w:rPr>
-                        <w:rFonts w:ascii="Calibri"/>
-                        <w:sz w:val="18"/>
-                      </w:rPr>
-                      <w:t>1</w:t>
-                    </w:r>
-                    <w:r>
-                      <w:rPr>
-                        <w:rFonts w:ascii="Calibri"/>
-                        <w:spacing w:val="-4"/>
-                        <w:sz w:val="18"/>
-                      </w:rPr>
-                      <w:t xml:space="preserve"> </w:t>
-                    </w:r>
-                    <w:r>
-                      <w:rPr>
-                        <w:rFonts w:ascii="Calibri"/>
-                        <w:sz w:val="18"/>
-                      </w:rPr>
-                      <w:t>EFG-SP-02</w:t>
-                    </w:r>
-                    <w:r>
-                      <w:rPr>
-                        <w:rFonts w:ascii="Calibri"/>
-                        <w:spacing w:val="-6"/>
-                        <w:sz w:val="18"/>
-                      </w:rPr>
-                      <w:t xml:space="preserve"> </w:t>
-                    </w:r>
-                    <w:r>
-                      <w:rPr>
-                        <w:rFonts w:ascii="Calibri"/>
-                        <w:sz w:val="18"/>
-                      </w:rPr>
-                      <w:t>A|</w:t>
-                    </w:r>
-                    <w:r>
-                      <w:rPr>
-                        <w:rFonts w:ascii="Calibri"/>
-                        <w:spacing w:val="-4"/>
-                        <w:sz w:val="18"/>
-                      </w:rPr>
-                      <w:t xml:space="preserve"> </w:t>
-                    </w:r>
-                    <w:r>
-                      <w:rPr>
-                        <w:rFonts w:ascii="Calibri"/>
-                        <w:sz w:val="18"/>
-                      </w:rPr>
-                      <w:t>Rev0</w:t>
-                    </w:r>
-                    <w:r>
-                      <w:rPr>
-                        <w:rFonts w:ascii="Calibri"/>
-                        <w:sz w:val="18"/>
-                      </w:rPr>
-                      <w:t>3</w:t>
-                    </w:r>
-                    <w:r>
-                      <w:rPr>
-                        <w:rFonts w:ascii="Calibri"/>
-                        <w:sz w:val="18"/>
-                      </w:rPr>
-                      <w:t>/01-02-202</w:t>
-                    </w:r>
-                    <w:r>
-                      <w:rPr>
-                        <w:rFonts w:ascii="Calibri"/>
-                        <w:sz w:val="18"/>
-                      </w:rPr>
-                      <w:t>6</w:t>
-                    </w:r>
-                    <w:r>
-                      <w:rPr>
-                        <w:rFonts w:ascii="Calibri"/>
-                        <w:spacing w:val="-11"/>
-                        <w:sz w:val="18"/>
-                      </w:rPr>
-                      <w:t xml:space="preserve"> </w:t>
-                    </w:r>
-                    <w:r>
-                      <w:rPr>
-                        <w:rFonts w:ascii="Calibri Light"/>
-                        <w:i/>
-                        <w:sz w:val="18"/>
-                      </w:rPr>
-                      <w:t>WHERE</w:t>
-                    </w:r>
-                    <w:r>
-                      <w:rPr>
-                        <w:rFonts w:ascii="Calibri Light"/>
-                        <w:i/>
-                        <w:spacing w:val="-3"/>
-                        <w:sz w:val="18"/>
-                      </w:rPr>
-                      <w:t xml:space="preserve"> </w:t>
-                    </w:r>
-                    <w:r>
-                      <w:rPr>
-                        <w:rFonts w:ascii="Calibri Light"/>
-                        <w:i/>
-                        <w:sz w:val="18"/>
-                      </w:rPr>
-                      <w:t>THE</w:t>
-                    </w:r>
-                    <w:r>
-                      <w:rPr>
-                        <w:rFonts w:ascii="Calibri Light"/>
-                        <w:i/>
-                        <w:spacing w:val="-4"/>
-                        <w:sz w:val="18"/>
-                      </w:rPr>
-                      <w:t xml:space="preserve"> </w:t>
-                    </w:r>
-                    <w:r>
-                      <w:rPr>
-                        <w:rFonts w:ascii="Calibri Light"/>
-                        <w:i/>
-                        <w:sz w:val="18"/>
-                      </w:rPr>
-                      <w:t>JOURNEY</w:t>
-                    </w:r>
-                    <w:r>
-                      <w:rPr>
-                        <w:rFonts w:ascii="Calibri Light"/>
-                        <w:i/>
-                        <w:spacing w:val="-1"/>
-                        <w:sz w:val="18"/>
-                      </w:rPr>
-                      <w:t xml:space="preserve"> </w:t>
-                    </w:r>
-                    <w:r>
-                      <w:rPr>
-                        <w:rFonts w:ascii="Calibri Light"/>
-                        <w:i/>
-                        <w:spacing w:val="-2"/>
-                        <w:sz w:val="18"/>
-                      </w:rPr>
-                      <w:t>BEGINS</w:t>
-                    </w:r>
-                  </w:p>
-                </w:txbxContent>
-              </v:textbox>
-              <w10:wrap anchorx="page" anchory="page"/>
-            </v:shape>
-          </w:pict>
-        </mc:Fallback>
-      </mc:AlternateContent>
-    </w:r>
   </w:p>
 </w:ftr>
 </file>
 
-<file path=word/footer3.xml><?xml version="1.0" encoding="utf-8"?>
-<w:ftr xmlns:wpc="http://schemas.microsoft.com/office/word/2010/wordprocessingCanvas" xmlns:cx="http://schemas.microsoft.com/office/drawing/2014/chartex" xmlns:cx1="http://schemas.microsoft.com/office/drawing/2015/9/8/chartex" xmlns:cx2="http://schemas.microsoft.com/office/drawing/2015/10/21/chartex" xmlns:cx3="http://schemas.microsoft.com/office/drawing/2016/5/9/chartex" xmlns:cx4="http://schemas.microsoft.com/office/drawing/2016/5/10/chartex" xmlns:cx5="http://schemas.microsoft.com/office/drawing/2016/5/11/chartex" xmlns:cx6="http://schemas.microsoft.com/office/drawing/2016/5/12/chartex" xmlns:cx7="http://schemas.microsoft.com/office/drawing/2016/5/13/chartex" xmlns:cx8="http://schemas.microsoft.com/office/drawing/2016/5/14/chartex" xmlns:mc="http://schemas.openxmlformats.org/markup-compatibility/2006" xmlns:aink="http://schemas.microsoft.com/office/drawing/2016/ink" xmlns:am3d="http://schemas.microsoft.com/office/drawing/2017/model3d" xmlns:o="urn:schemas-microsoft-com:office:office" xmlns:oel="http://schemas.microsoft.com/office/2019/extlst" xmlns:r="http://schemas.openxmlformats.org/officeDocument/2006/relationships" xmlns:m="http://schemas.openxmlformats.org/officeDocument/2006/math" xmlns:v="urn:schemas-microsoft-com:vml" xmlns:wp14="http://schemas.microsoft.com/office/word/2010/wordprocessingDrawing" xmlns:wp="http://schemas.openxmlformats.org/drawingml/2006/wordprocessingDrawing" xmlns:w10="urn:schemas-microsoft-com:office:word" xmlns:w="http://schemas.openxmlformats.org/wordprocessingml/2006/main" xmlns:w14="http://schemas.microsoft.com/office/word/2010/wordml" xmlns:w15="http://schemas.microsoft.com/office/word/2012/wordml" xmlns:w16cex="http://schemas.microsoft.com/office/word/2018/wordml/cex" xmlns:w16cid="http://schemas.microsoft.com/office/word/2016/wordml/cid" xmlns:w16="http://schemas.microsoft.com/office/word/2018/wordml" xmlns:w16du="http://schemas.microsoft.com/office/word/2023/wordml/word16du" xmlns:w16sdtdh="http://schemas.microsoft.com/office/word/2020/wordml/sdtdatahash" xmlns:w16sdtfl="http://schemas.microsoft.com/office/word/2024/wordml/sdtformatlock" xmlns:w16se="http://schemas.microsoft.com/office/word/2015/wordml/symex" xmlns:wpg="http://schemas.microsoft.com/office/word/2010/wordprocessingGroup" xmlns:wpi="http://schemas.microsoft.com/office/word/2010/wordprocessingInk" xmlns:wne="http://schemas.microsoft.com/office/word/2006/wordml" xmlns:wps="http://schemas.microsoft.com/office/word/2010/wordprocessingShape" mc:Ignorable="w14 w15 w16se w16cid w16 w16cex w16sdtdh w16sdtfl w16du wp14">
-  <w:p>
-    <w:pPr>
-      <w:pStyle w:val="Footer"/>
-    </w:pPr>
-  </w:p>
-</w:ftr>
-</file>
-
-<file path=word/footer4.xml><?xml version="1.0" encoding="utf-8"?>
+<file path=word/footer2.xml><?xml version="1.0" encoding="utf-8"?>
 <w:ftr xmlns:wpc="http://schemas.microsoft.com/office/word/2010/wordprocessingCanvas" xmlns:cx="http://schemas.microsoft.com/office/drawing/2014/chartex" xmlns:cx1="http://schemas.microsoft.com/office/drawing/2015/9/8/chartex" xmlns:cx2="http://schemas.microsoft.com/office/drawing/2015/10/21/chartex" xmlns:cx3="http://schemas.microsoft.com/office/drawing/2016/5/9/chartex" xmlns:cx4="http://schemas.microsoft.com/office/drawing/2016/5/10/chartex" xmlns:cx5="http://schemas.microsoft.com/office/drawing/2016/5/11/chartex" xmlns:cx6="http://schemas.microsoft.com/office/drawing/2016/5/12/chartex" xmlns:cx7="http://schemas.microsoft.com/office/drawing/2016/5/13/chartex" xmlns:cx8="http://schemas.microsoft.com/office/drawing/2016/5/14/chartex" xmlns:mc="http://schemas.openxmlformats.org/markup-compatibility/2006" xmlns:aink="http://schemas.microsoft.com/office/drawing/2016/ink" xmlns:am3d="http://schemas.microsoft.com/office/drawing/2017/model3d" xmlns:o="urn:schemas-microsoft-com:office:office" xmlns:oel="http://schemas.microsoft.com/office/2019/extlst" xmlns:r="http://schemas.openxmlformats.org/officeDocument/2006/relationships" xmlns:m="http://schemas.openxmlformats.org/officeDocument/2006/math" xmlns:v="urn:schemas-microsoft-com:vml" xmlns:wp14="http://schemas.microsoft.com/office/word/2010/wordprocessingDrawing" xmlns:wp="http://schemas.openxmlformats.org/drawingml/2006/wordprocessingDrawing" xmlns:w10="urn:schemas-microsoft-com:office:word" xmlns:w="http://schemas.openxmlformats.org/wordprocessingml/2006/main" xmlns:w14="http://schemas.microsoft.com/office/word/2010/wordml" xmlns:w15="http://schemas.microsoft.com/office/word/2012/wordml" xmlns:w16cex="http://schemas.microsoft.com/office/word/2018/wordml/cex" xmlns:w16cid="http://schemas.microsoft.com/office/word/2016/wordml/cid" xmlns:w16="http://schemas.microsoft.com/office/word/2018/wordml" xmlns:w16du="http://schemas.microsoft.com/office/word/2023/wordml/word16du" xmlns:w16sdtdh="http://schemas.microsoft.com/office/word/2020/wordml/sdtdatahash" xmlns:w16sdtfl="http://schemas.microsoft.com/office/word/2024/wordml/sdtformatlock" xmlns:w16se="http://schemas.microsoft.com/office/word/2015/wordml/symex" xmlns:wpg="http://schemas.microsoft.com/office/word/2010/wordprocessingGroup" xmlns:wpi="http://schemas.microsoft.com/office/word/2010/wordprocessingInk" xmlns:wne="http://schemas.microsoft.com/office/word/2006/wordml" xmlns:wps="http://schemas.microsoft.com/office/word/2010/wordprocessingShape" mc:Ignorable="w14 w15 w16se w16cid w16 w16cex w16sdtdh w16sdtfl w16du wp14">
   <w:p>
     <w:pPr>
@@ -15657,7 +15519,7 @@
           <v:path o:extrusionok="f" gradientshapeok="t" o:connecttype="rect"/>
           <o:lock v:ext="edit" aspectratio="t"/>
         </v:shapetype>
-        <v:shape id="Picture 23" o:spid="_x0000_i1026" type="#_x0000_t75" alt="Service Provider for iso Certification in Singapore ..." style="width:63pt;height:43.8pt;visibility:visible">
+        <v:shape id="Picture 23" o:spid="_x0000_i1026" type="#_x0000_t75" alt="Service Provider for iso Certification in Singapore ..." style="width:63pt;height:43.5pt;visibility:visible">
           <v:imagedata r:id="rId1" o:title="Service Provider for iso Certification in Singapore "/>
         </v:shape>
       </w:pict>
@@ -15679,7 +15541,7 @@
         <w:lang w:val="en-SG" w:eastAsia="en-SG"/>
       </w:rPr>
       <w:pict w14:anchorId="7A56DE12">
-        <v:shape id="Picture 25" o:spid="_x0000_i1027" type="#_x0000_t75" alt="Service Provider for iso Certification in Singapore - Banyancertification" style="width:49.2pt;height:43.8pt;visibility:visible">
+        <v:shape id="Picture 25" o:spid="_x0000_i1027" type="#_x0000_t75" alt="Service Provider for iso Certification in Singapore - Banyancertification" style="width:48.75pt;height:43.5pt;visibility:visible">
           <v:imagedata r:id="rId2" o:title="Service Provider for iso Certification in Singapore - Banyancertification"/>
         </v:shape>
       </w:pict>
@@ -15701,7 +15563,7 @@
         <w:lang w:val="en-SG" w:eastAsia="en-SG"/>
       </w:rPr>
       <w:pict w14:anchorId="71925870">
-        <v:shape id="_x0000_i1028" type="#_x0000_t75" style="width:42.6pt;height:45pt;visibility:visible">
+        <v:shape id="_x0000_i1028" type="#_x0000_t75" style="width:42.75pt;height:45pt;visibility:visible">
           <v:imagedata r:id="rId3" o:title=""/>
         </v:shape>
       </w:pict>
@@ -15723,7 +15585,7 @@
         <w:lang w:val="en-SG" w:eastAsia="en-SG"/>
       </w:rPr>
       <w:pict w14:anchorId="1657C34A">
-        <v:shape id="Picture 8" o:spid="_x0000_i1029" type="#_x0000_t75" alt="ssg" style="width:64.8pt;height:31.8pt;visibility:visible">
+        <v:shape id="Picture 8" o:spid="_x0000_i1029" type="#_x0000_t75" alt="ssg" style="width:64.5pt;height:31.5pt;visibility:visible">
           <v:imagedata r:id="rId4" o:title="ssg"/>
         </v:shape>
       </w:pict>
@@ -15745,7 +15607,7 @@
         <w:lang w:val="en-SG" w:eastAsia="en-SG"/>
       </w:rPr>
       <w:pict w14:anchorId="3FEBB870">
-        <v:shape id="Picture 20" o:spid="_x0000_i1030" type="#_x0000_t75" style="width:93pt;height:34.2pt;visibility:visible">
+        <v:shape id="Picture 20" o:spid="_x0000_i1030" type="#_x0000_t75" style="width:93pt;height:33.75pt;visibility:visible">
           <v:imagedata r:id="rId5" o:title="WhatsApp Image 2023-05-31 at 12" croptop="3799f" cropbottom="2713f" cropleft="1852f" cropright="1256f"/>
         </v:shape>
       </w:pict>
@@ -15769,7 +15631,7 @@
         <w:lang w:val="en-SG" w:eastAsia="en-SG"/>
       </w:rPr>
       <w:pict w14:anchorId="510F7043">
-        <v:shape id="_x0000_i1031" type="#_x0000_t75" style="width:52.8pt;height:29.4pt;visibility:visible">
+        <v:shape id="_x0000_i1031" type="#_x0000_t75" style="width:52.5pt;height:29.25pt;visibility:visible">
           <v:imagedata r:id="rId6" o:title=""/>
         </v:shape>
       </w:pict>
@@ -15789,7 +15651,7 @@
 </w:ftr>
 </file>
 
-<file path=word/footer5.xml><?xml version="1.0" encoding="utf-8"?>
+<file path=word/footer3.xml><?xml version="1.0" encoding="utf-8"?>
 <w:ftr xmlns:wpc="http://schemas.microsoft.com/office/word/2010/wordprocessingCanvas" xmlns:cx="http://schemas.microsoft.com/office/drawing/2014/chartex" xmlns:cx1="http://schemas.microsoft.com/office/drawing/2015/9/8/chartex" xmlns:cx2="http://schemas.microsoft.com/office/drawing/2015/10/21/chartex" xmlns:cx3="http://schemas.microsoft.com/office/drawing/2016/5/9/chartex" xmlns:cx4="http://schemas.microsoft.com/office/drawing/2016/5/10/chartex" xmlns:cx5="http://schemas.microsoft.com/office/drawing/2016/5/11/chartex" xmlns:cx6="http://schemas.microsoft.com/office/drawing/2016/5/12/chartex" xmlns:cx7="http://schemas.microsoft.com/office/drawing/2016/5/13/chartex" xmlns:cx8="http://schemas.microsoft.com/office/drawing/2016/5/14/chartex" xmlns:mc="http://schemas.openxmlformats.org/markup-compatibility/2006" xmlns:aink="http://schemas.microsoft.com/office/drawing/2016/ink" xmlns:am3d="http://schemas.microsoft.com/office/drawing/2017/model3d" xmlns:o="urn:schemas-microsoft-com:office:office" xmlns:oel="http://schemas.microsoft.com/office/2019/extlst" xmlns:r="http://schemas.openxmlformats.org/officeDocument/2006/relationships" xmlns:m="http://schemas.openxmlformats.org/officeDocument/2006/math" xmlns:v="urn:schemas-microsoft-com:vml" xmlns:wp14="http://schemas.microsoft.com/office/word/2010/wordprocessingDrawing" xmlns:wp="http://schemas.openxmlformats.org/drawingml/2006/wordprocessingDrawing" xmlns:w10="urn:schemas-microsoft-com:office:word" xmlns:w="http://schemas.openxmlformats.org/wordprocessingml/2006/main" xmlns:w14="http://schemas.microsoft.com/office/word/2010/wordml" xmlns:w15="http://schemas.microsoft.com/office/word/2012/wordml" xmlns:w16cex="http://schemas.microsoft.com/office/word/2018/wordml/cex" xmlns:w16cid="http://schemas.microsoft.com/office/word/2016/wordml/cid" xmlns:w16="http://schemas.microsoft.com/office/word/2018/wordml" xmlns:w16du="http://schemas.microsoft.com/office/word/2023/wordml/word16du" xmlns:w16sdtdh="http://schemas.microsoft.com/office/word/2020/wordml/sdtdatahash" xmlns:w16sdtfl="http://schemas.microsoft.com/office/word/2024/wordml/sdtformatlock" xmlns:w16se="http://schemas.microsoft.com/office/word/2015/wordml/symex" xmlns:wpg="http://schemas.microsoft.com/office/word/2010/wordprocessingGroup" xmlns:wpi="http://schemas.microsoft.com/office/word/2010/wordprocessingInk" xmlns:wne="http://schemas.microsoft.com/office/word/2006/wordml" xmlns:wps="http://schemas.microsoft.com/office/word/2010/wordprocessingShape" mc:Ignorable="w14 w15 w16se w16cid w16 w16cex w16sdtdh w16sdtfl w16du wp14">
   <w:p>
     <w:pPr>
@@ -15811,7 +15673,7 @@
 </w:ftr>
 </file>
 
-<file path=word/footer6.xml><?xml version="1.0" encoding="utf-8"?>
+<file path=word/footer4.xml><?xml version="1.0" encoding="utf-8"?>
 <w:ftr xmlns:wpc="http://schemas.microsoft.com/office/word/2010/wordprocessingCanvas" xmlns:cx="http://schemas.microsoft.com/office/drawing/2014/chartex" xmlns:cx1="http://schemas.microsoft.com/office/drawing/2015/9/8/chartex" xmlns:cx2="http://schemas.microsoft.com/office/drawing/2015/10/21/chartex" xmlns:cx3="http://schemas.microsoft.com/office/drawing/2016/5/9/chartex" xmlns:cx4="http://schemas.microsoft.com/office/drawing/2016/5/10/chartex" xmlns:cx5="http://schemas.microsoft.com/office/drawing/2016/5/11/chartex" xmlns:cx6="http://schemas.microsoft.com/office/drawing/2016/5/12/chartex" xmlns:cx7="http://schemas.microsoft.com/office/drawing/2016/5/13/chartex" xmlns:cx8="http://schemas.microsoft.com/office/drawing/2016/5/14/chartex" xmlns:mc="http://schemas.openxmlformats.org/markup-compatibility/2006" xmlns:aink="http://schemas.microsoft.com/office/drawing/2016/ink" xmlns:am3d="http://schemas.microsoft.com/office/drawing/2017/model3d" xmlns:o="urn:schemas-microsoft-com:office:office" xmlns:oel="http://schemas.microsoft.com/office/2019/extlst" xmlns:r="http://schemas.openxmlformats.org/officeDocument/2006/relationships" xmlns:m="http://schemas.openxmlformats.org/officeDocument/2006/math" xmlns:v="urn:schemas-microsoft-com:vml" xmlns:wp14="http://schemas.microsoft.com/office/word/2010/wordprocessingDrawing" xmlns:wp="http://schemas.openxmlformats.org/drawingml/2006/wordprocessingDrawing" xmlns:w10="urn:schemas-microsoft-com:office:word" xmlns:w="http://schemas.openxmlformats.org/wordprocessingml/2006/main" xmlns:w14="http://schemas.microsoft.com/office/word/2010/wordml" xmlns:w15="http://schemas.microsoft.com/office/word/2012/wordml" xmlns:w16cex="http://schemas.microsoft.com/office/word/2018/wordml/cex" xmlns:w16cid="http://schemas.microsoft.com/office/word/2016/wordml/cid" xmlns:w16="http://schemas.microsoft.com/office/word/2018/wordml" xmlns:w16du="http://schemas.microsoft.com/office/word/2023/wordml/word16du" xmlns:w16sdtdh="http://schemas.microsoft.com/office/word/2020/wordml/sdtdatahash" xmlns:w16sdtfl="http://schemas.microsoft.com/office/word/2024/wordml/sdtformatlock" xmlns:w16se="http://schemas.microsoft.com/office/word/2015/wordml/symex" xmlns:wpg="http://schemas.microsoft.com/office/word/2010/wordprocessingGroup" xmlns:wpi="http://schemas.microsoft.com/office/word/2010/wordprocessingInk" xmlns:wne="http://schemas.microsoft.com/office/word/2006/wordml" xmlns:wps="http://schemas.microsoft.com/office/word/2010/wordprocessingShape" mc:Ignorable="w14 w15 w16se w16cid w16 w16cex w16sdtdh w16sdtfl w16du wp14">
   <w:p>
     <w:pPr>
@@ -15882,7 +15744,25 @@
         <w:szCs w:val="16"/>
         <w:lang w:val="x-none" w:eastAsia="x-none" w:bidi="ta-IN"/>
       </w:rPr>
-      <w:t xml:space="preserve">            EFG-SP-01 A | Rev03/01-02-202</w:t>
+      <w:t xml:space="preserve">            EFG-SP-0</w:t>
+    </w:r>
+    <w:r>
+      <w:rPr>
+        <w:rFonts w:ascii="Calibri" w:eastAsia="Times New Roman" w:hAnsi="Calibri" w:cs="Calibri"/>
+        <w:sz w:val="16"/>
+        <w:szCs w:val="16"/>
+        <w:lang w:val="x-none" w:eastAsia="x-none" w:bidi="ta-IN"/>
+      </w:rPr>
+      <w:t>2</w:t>
+    </w:r>
+    <w:r>
+      <w:rPr>
+        <w:rFonts w:ascii="Calibri" w:eastAsia="Times New Roman" w:hAnsi="Calibri" w:cs="Calibri"/>
+        <w:sz w:val="16"/>
+        <w:szCs w:val="16"/>
+        <w:lang w:val="x-none" w:eastAsia="x-none" w:bidi="ta-IN"/>
+      </w:rPr>
+      <w:t xml:space="preserve"> A | Rev03/01-02-202</w:t>
     </w:r>
     <w:r>
       <w:rPr>
@@ -16369,7 +16249,7 @@
 </w:ftr>
 </file>
 
-<file path=word/footer7.xml><?xml version="1.0" encoding="utf-8"?>
+<file path=word/footer5.xml><?xml version="1.0" encoding="utf-8"?>
 <w:ftr xmlns:wpc="http://schemas.microsoft.com/office/word/2010/wordprocessingCanvas" xmlns:cx="http://schemas.microsoft.com/office/drawing/2014/chartex" xmlns:cx1="http://schemas.microsoft.com/office/drawing/2015/9/8/chartex" xmlns:cx2="http://schemas.microsoft.com/office/drawing/2015/10/21/chartex" xmlns:cx3="http://schemas.microsoft.com/office/drawing/2016/5/9/chartex" xmlns:cx4="http://schemas.microsoft.com/office/drawing/2016/5/10/chartex" xmlns:cx5="http://schemas.microsoft.com/office/drawing/2016/5/11/chartex" xmlns:cx6="http://schemas.microsoft.com/office/drawing/2016/5/12/chartex" xmlns:cx7="http://schemas.microsoft.com/office/drawing/2016/5/13/chartex" xmlns:cx8="http://schemas.microsoft.com/office/drawing/2016/5/14/chartex" xmlns:mc="http://schemas.openxmlformats.org/markup-compatibility/2006" xmlns:aink="http://schemas.microsoft.com/office/drawing/2016/ink" xmlns:am3d="http://schemas.microsoft.com/office/drawing/2017/model3d" xmlns:o="urn:schemas-microsoft-com:office:office" xmlns:oel="http://schemas.microsoft.com/office/2019/extlst" xmlns:r="http://schemas.openxmlformats.org/officeDocument/2006/relationships" xmlns:m="http://schemas.openxmlformats.org/officeDocument/2006/math" xmlns:v="urn:schemas-microsoft-com:vml" xmlns:wp14="http://schemas.microsoft.com/office/word/2010/wordprocessingDrawing" xmlns:wp="http://schemas.openxmlformats.org/drawingml/2006/wordprocessingDrawing" xmlns:w10="urn:schemas-microsoft-com:office:word" xmlns:w="http://schemas.openxmlformats.org/wordprocessingml/2006/main" xmlns:w14="http://schemas.microsoft.com/office/word/2010/wordml" xmlns:w15="http://schemas.microsoft.com/office/word/2012/wordml" xmlns:w16cex="http://schemas.microsoft.com/office/word/2018/wordml/cex" xmlns:w16cid="http://schemas.microsoft.com/office/word/2016/wordml/cid" xmlns:w16="http://schemas.microsoft.com/office/word/2018/wordml" xmlns:w16du="http://schemas.microsoft.com/office/word/2023/wordml/word16du" xmlns:w16sdtdh="http://schemas.microsoft.com/office/word/2020/wordml/sdtdatahash" xmlns:w16sdtfl="http://schemas.microsoft.com/office/word/2024/wordml/sdtformatlock" xmlns:w16se="http://schemas.microsoft.com/office/word/2015/wordml/symex" xmlns:wpg="http://schemas.microsoft.com/office/word/2010/wordprocessingGroup" xmlns:wpi="http://schemas.microsoft.com/office/word/2010/wordprocessingInk" xmlns:wne="http://schemas.microsoft.com/office/word/2006/wordml" xmlns:wps="http://schemas.microsoft.com/office/word/2010/wordprocessingShape" mc:Ignorable="w14 w15 w16se w16cid w16 w16cex w16sdtdh w16sdtfl w16du wp14">
   <w:p>
     <w:pPr>
@@ -16415,32 +16295,241 @@
   <w:p>
     <w:pPr>
       <w:pStyle w:val="Header"/>
+      <w:rPr>
+        <w:lang w:val="en-US"/>
+      </w:rPr>
+    </w:pPr>
+    <w:r>
+      <w:rPr>
+        <w:noProof/>
+      </w:rPr>
+      <w:drawing>
+        <wp:anchor distT="0" distB="0" distL="0" distR="0" simplePos="0" relativeHeight="251664896" behindDoc="0" locked="0" layoutInCell="1" allowOverlap="1" wp14:anchorId="65300020" wp14:editId="08858474">
+          <wp:simplePos x="0" y="0"/>
+          <wp:positionH relativeFrom="page">
+            <wp:posOffset>913765</wp:posOffset>
+          </wp:positionH>
+          <wp:positionV relativeFrom="paragraph">
+            <wp:posOffset>133513</wp:posOffset>
+          </wp:positionV>
+          <wp:extent cx="655178" cy="568590"/>
+          <wp:effectExtent l="0" t="0" r="0" b="0"/>
+          <wp:wrapNone/>
+          <wp:docPr id="1167913169" name="Image 9"/>
+          <wp:cNvGraphicFramePr/>
+          <a:graphic xmlns:a="http://schemas.openxmlformats.org/drawingml/2006/main">
+            <a:graphicData uri="http://schemas.openxmlformats.org/drawingml/2006/picture">
+              <pic:pic xmlns:pic="http://schemas.openxmlformats.org/drawingml/2006/picture">
+                <pic:nvPicPr>
+                  <pic:cNvPr id="9" name="Image 9"/>
+                  <pic:cNvPicPr/>
+                </pic:nvPicPr>
+                <pic:blipFill>
+                  <a:blip r:embed="rId1" cstate="print"/>
+                  <a:stretch>
+                    <a:fillRect/>
+                  </a:stretch>
+                </pic:blipFill>
+                <pic:spPr>
+                  <a:xfrm>
+                    <a:off x="0" y="0"/>
+                    <a:ext cx="655178" cy="568590"/>
+                  </a:xfrm>
+                  <a:prstGeom prst="rect">
+                    <a:avLst/>
+                  </a:prstGeom>
+                </pic:spPr>
+              </pic:pic>
+            </a:graphicData>
+          </a:graphic>
+        </wp:anchor>
+      </w:drawing>
+    </w:r>
+  </w:p>
+  <w:p>
+    <w:pPr>
+      <w:pStyle w:val="Title"/>
+      <w:jc w:val="left"/>
+    </w:pPr>
+    <w:r>
+      <w:rPr>
+        <w:color w:val="006FC0"/>
+      </w:rPr>
+      <w:t xml:space="preserve">       </w:t>
+    </w:r>
+    <w:r>
+      <w:rPr>
+        <w:color w:val="006FC0"/>
+      </w:rPr>
+      <w:t>EFG</w:t>
+    </w:r>
+    <w:r>
+      <w:rPr>
+        <w:color w:val="006FC0"/>
+        <w:spacing w:val="-5"/>
+      </w:rPr>
+      <w:t xml:space="preserve"> </w:t>
+    </w:r>
+    <w:r>
+      <w:rPr>
+        <w:color w:val="006FC0"/>
+      </w:rPr>
+      <w:t>TRAINING</w:t>
+    </w:r>
+    <w:r>
+      <w:rPr>
+        <w:color w:val="006FC0"/>
+        <w:spacing w:val="-2"/>
+      </w:rPr>
+      <w:t xml:space="preserve"> </w:t>
+    </w:r>
+    <w:r>
+      <w:rPr>
+        <w:color w:val="006FC0"/>
+      </w:rPr>
+      <w:t>SERVICES</w:t>
+    </w:r>
+    <w:r>
+      <w:rPr>
+        <w:color w:val="006FC0"/>
+        <w:spacing w:val="-2"/>
+      </w:rPr>
+      <w:t xml:space="preserve"> </w:t>
+    </w:r>
+    <w:r>
+      <w:rPr>
+        <w:color w:val="006FC0"/>
+      </w:rPr>
+      <w:t>PRIVATE</w:t>
+    </w:r>
+    <w:r>
+      <w:rPr>
+        <w:color w:val="006FC0"/>
+        <w:spacing w:val="-6"/>
+      </w:rPr>
+      <w:t xml:space="preserve"> </w:t>
+    </w:r>
+    <w:r>
+      <w:rPr>
+        <w:color w:val="006FC0"/>
+        <w:spacing w:val="-5"/>
+      </w:rPr>
+      <w:t>LTD</w:t>
+    </w:r>
+  </w:p>
+  <w:p>
+    <w:pPr>
+      <w:pStyle w:val="Header"/>
+      <w:rPr>
+        <w:rFonts w:ascii="Calibri" w:hAnsi="Calibri" w:cs="Calibri"/>
+        <w:b/>
+        <w:bCs/>
+        <w:sz w:val="32"/>
+        <w:szCs w:val="32"/>
+        <w:lang w:val="en-US"/>
+      </w:rPr>
+    </w:pPr>
+    <w:r>
+      <w:t xml:space="preserve">                                         </w:t>
+    </w:r>
+    <w:r>
+      <w:rPr>
+        <w:rFonts w:ascii="Calibri" w:hAnsi="Calibri" w:cs="Calibri"/>
+        <w:b/>
+        <w:bCs/>
+        <w:sz w:val="32"/>
+        <w:szCs w:val="32"/>
+      </w:rPr>
+      <w:t>INDIVIDUAL</w:t>
+    </w:r>
+    <w:r>
+      <w:rPr>
+        <w:rFonts w:ascii="Calibri" w:hAnsi="Calibri" w:cs="Calibri"/>
+        <w:b/>
+        <w:bCs/>
+        <w:spacing w:val="-19"/>
+        <w:sz w:val="32"/>
+        <w:szCs w:val="32"/>
+      </w:rPr>
+      <w:t xml:space="preserve"> </w:t>
+    </w:r>
+    <w:r>
+      <w:rPr>
+        <w:rFonts w:ascii="Calibri" w:hAnsi="Calibri" w:cs="Calibri"/>
+        <w:b/>
+        <w:bCs/>
+        <w:spacing w:val="-19"/>
+        <w:sz w:val="32"/>
+        <w:szCs w:val="32"/>
+      </w:rPr>
+      <w:t xml:space="preserve">- </w:t>
+    </w:r>
+    <w:r>
+      <w:rPr>
+        <w:rFonts w:ascii="Calibri" w:hAnsi="Calibri" w:cs="Calibri"/>
+        <w:b/>
+        <w:bCs/>
+        <w:sz w:val="32"/>
+        <w:szCs w:val="32"/>
+      </w:rPr>
+      <w:t>COURSE</w:t>
+    </w:r>
+    <w:r>
+      <w:rPr>
+        <w:rFonts w:ascii="Calibri" w:hAnsi="Calibri" w:cs="Calibri"/>
+        <w:b/>
+        <w:bCs/>
+        <w:spacing w:val="-9"/>
+        <w:sz w:val="32"/>
+        <w:szCs w:val="32"/>
+      </w:rPr>
+      <w:t xml:space="preserve"> </w:t>
+    </w:r>
+    <w:r>
+      <w:rPr>
+        <w:rFonts w:ascii="Calibri" w:hAnsi="Calibri" w:cs="Calibri"/>
+        <w:b/>
+        <w:bCs/>
+        <w:sz w:val="32"/>
+        <w:szCs w:val="32"/>
+      </w:rPr>
+      <w:t>PRE-REGISTRATION</w:t>
+    </w:r>
+    <w:r>
+      <w:rPr>
+        <w:rFonts w:ascii="Calibri" w:hAnsi="Calibri" w:cs="Calibri"/>
+        <w:b/>
+        <w:bCs/>
+        <w:spacing w:val="-14"/>
+        <w:sz w:val="32"/>
+        <w:szCs w:val="32"/>
+      </w:rPr>
+      <w:t xml:space="preserve"> </w:t>
+    </w:r>
+    <w:r>
+      <w:rPr>
+        <w:rFonts w:ascii="Calibri" w:hAnsi="Calibri" w:cs="Calibri"/>
+        <w:b/>
+        <w:bCs/>
+        <w:spacing w:val="-4"/>
+        <w:sz w:val="32"/>
+        <w:szCs w:val="32"/>
+      </w:rPr>
+      <w:t>FORM</w:t>
+    </w:r>
+  </w:p>
+  <w:p>
+    <w:pPr>
+      <w:pStyle w:val="Header"/>
+      <w:rPr>
+        <w:lang w:val="en-US"/>
+      </w:rPr>
     </w:pPr>
   </w:p>
 </w:hdr>
 </file>
 
 <file path=word/header2.xml><?xml version="1.0" encoding="utf-8"?>
-<w:hdr xmlns:wpc="http://schemas.microsoft.com/office/word/2010/wordprocessingCanvas" xmlns:cx="http://schemas.microsoft.com/office/drawing/2014/chartex" xmlns:cx1="http://schemas.microsoft.com/office/drawing/2015/9/8/chartex" xmlns:cx2="http://schemas.microsoft.com/office/drawing/2015/10/21/chartex" xmlns:cx3="http://schemas.microsoft.com/office/drawing/2016/5/9/chartex" xmlns:cx4="http://schemas.microsoft.com/office/drawing/2016/5/10/chartex" xmlns:cx5="http://schemas.microsoft.com/office/drawing/2016/5/11/chartex" xmlns:cx6="http://schemas.microsoft.com/office/drawing/2016/5/12/chartex" xmlns:cx7="http://schemas.microsoft.com/office/drawing/2016/5/13/chartex" xmlns:cx8="http://schemas.microsoft.com/office/drawing/2016/5/14/chartex" xmlns:mc="http://schemas.openxmlformats.org/markup-compatibility/2006" xmlns:aink="http://schemas.microsoft.com/office/drawing/2016/ink" xmlns:am3d="http://schemas.microsoft.com/office/drawing/2017/model3d" xmlns:o="urn:schemas-microsoft-com:office:office" xmlns:oel="http://schemas.microsoft.com/office/2019/extlst" xmlns:r="http://schemas.openxmlformats.org/officeDocument/2006/relationships" xmlns:m="http://schemas.openxmlformats.org/officeDocument/2006/math" xmlns:v="urn:schemas-microsoft-com:vml" xmlns:wp14="http://schemas.microsoft.com/office/word/2010/wordprocessingDrawing" xmlns:wp="http://schemas.openxmlformats.org/drawingml/2006/wordprocessingDrawing" xmlns:w10="urn:schemas-microsoft-com:office:word" xmlns:w="http://schemas.openxmlformats.org/wordprocessingml/2006/main" xmlns:w14="http://schemas.microsoft.com/office/word/2010/wordml" xmlns:w15="http://schemas.microsoft.com/office/word/2012/wordml" xmlns:w16cex="http://schemas.microsoft.com/office/word/2018/wordml/cex" xmlns:w16cid="http://schemas.microsoft.com/office/word/2016/wordml/cid" xmlns:w16="http://schemas.microsoft.com/office/word/2018/wordml" xmlns:w16du="http://schemas.microsoft.com/office/word/2023/wordml/word16du" xmlns:w16sdtdh="http://schemas.microsoft.com/office/word/2020/wordml/sdtdatahash" xmlns:w16sdtfl="http://schemas.microsoft.com/office/word/2024/wordml/sdtformatlock" xmlns:w16se="http://schemas.microsoft.com/office/word/2015/wordml/symex" xmlns:wpg="http://schemas.microsoft.com/office/word/2010/wordprocessingGroup" xmlns:wpi="http://schemas.microsoft.com/office/word/2010/wordprocessingInk" xmlns:wne="http://schemas.microsoft.com/office/word/2006/wordml" xmlns:wps="http://schemas.microsoft.com/office/word/2010/wordprocessingShape" mc:Ignorable="w14 w15 w16se w16cid w16 w16cex w16sdtdh w16sdtfl w16du wp14">
-  <w:p>
-    <w:pPr>
-      <w:pStyle w:val="Header"/>
-    </w:pPr>
-  </w:p>
-</w:hdr>
-</file>
-
-<file path=word/header3.xml><?xml version="1.0" encoding="utf-8"?>
-<w:hdr xmlns:wpc="http://schemas.microsoft.com/office/word/2010/wordprocessingCanvas" xmlns:cx="http://schemas.microsoft.com/office/drawing/2014/chartex" xmlns:cx1="http://schemas.microsoft.com/office/drawing/2015/9/8/chartex" xmlns:cx2="http://schemas.microsoft.com/office/drawing/2015/10/21/chartex" xmlns:cx3="http://schemas.microsoft.com/office/drawing/2016/5/9/chartex" xmlns:cx4="http://schemas.microsoft.com/office/drawing/2016/5/10/chartex" xmlns:cx5="http://schemas.microsoft.com/office/drawing/2016/5/11/chartex" xmlns:cx6="http://schemas.microsoft.com/office/drawing/2016/5/12/chartex" xmlns:cx7="http://schemas.microsoft.com/office/drawing/2016/5/13/chartex" xmlns:cx8="http://schemas.microsoft.com/office/drawing/2016/5/14/chartex" xmlns:mc="http://schemas.openxmlformats.org/markup-compatibility/2006" xmlns:aink="http://schemas.microsoft.com/office/drawing/2016/ink" xmlns:am3d="http://schemas.microsoft.com/office/drawing/2017/model3d" xmlns:o="urn:schemas-microsoft-com:office:office" xmlns:oel="http://schemas.microsoft.com/office/2019/extlst" xmlns:r="http://schemas.openxmlformats.org/officeDocument/2006/relationships" xmlns:m="http://schemas.openxmlformats.org/officeDocument/2006/math" xmlns:v="urn:schemas-microsoft-com:vml" xmlns:wp14="http://schemas.microsoft.com/office/word/2010/wordprocessingDrawing" xmlns:wp="http://schemas.openxmlformats.org/drawingml/2006/wordprocessingDrawing" xmlns:w10="urn:schemas-microsoft-com:office:word" xmlns:w="http://schemas.openxmlformats.org/wordprocessingml/2006/main" xmlns:w14="http://schemas.microsoft.com/office/word/2010/wordml" xmlns:w15="http://schemas.microsoft.com/office/word/2012/wordml" xmlns:w16cex="http://schemas.microsoft.com/office/word/2018/wordml/cex" xmlns:w16cid="http://schemas.microsoft.com/office/word/2016/wordml/cid" xmlns:w16="http://schemas.microsoft.com/office/word/2018/wordml" xmlns:w16du="http://schemas.microsoft.com/office/word/2023/wordml/word16du" xmlns:w16sdtdh="http://schemas.microsoft.com/office/word/2020/wordml/sdtdatahash" xmlns:w16sdtfl="http://schemas.microsoft.com/office/word/2024/wordml/sdtformatlock" xmlns:w16se="http://schemas.microsoft.com/office/word/2015/wordml/symex" xmlns:wpg="http://schemas.microsoft.com/office/word/2010/wordprocessingGroup" xmlns:wpi="http://schemas.microsoft.com/office/word/2010/wordprocessingInk" xmlns:wne="http://schemas.microsoft.com/office/word/2006/wordml" xmlns:wps="http://schemas.microsoft.com/office/word/2010/wordprocessingShape" mc:Ignorable="w14 w15 w16se w16cid w16 w16cex w16sdtdh w16sdtfl w16du wp14">
-  <w:p>
-    <w:pPr>
-      <w:pStyle w:val="Header"/>
-    </w:pPr>
-  </w:p>
-</w:hdr>
-</file>
-
-<file path=word/header4.xml><?xml version="1.0" encoding="utf-8"?>
 <w:hdr xmlns:wpc="http://schemas.microsoft.com/office/word/2010/wordprocessingCanvas" xmlns:cx="http://schemas.microsoft.com/office/drawing/2014/chartex" xmlns:cx1="http://schemas.microsoft.com/office/drawing/2015/9/8/chartex" xmlns:cx2="http://schemas.microsoft.com/office/drawing/2015/10/21/chartex" xmlns:cx3="http://schemas.microsoft.com/office/drawing/2016/5/9/chartex" xmlns:cx4="http://schemas.microsoft.com/office/drawing/2016/5/10/chartex" xmlns:cx5="http://schemas.microsoft.com/office/drawing/2016/5/11/chartex" xmlns:cx6="http://schemas.microsoft.com/office/drawing/2016/5/12/chartex" xmlns:cx7="http://schemas.microsoft.com/office/drawing/2016/5/13/chartex" xmlns:cx8="http://schemas.microsoft.com/office/drawing/2016/5/14/chartex" xmlns:mc="http://schemas.openxmlformats.org/markup-compatibility/2006" xmlns:aink="http://schemas.microsoft.com/office/drawing/2016/ink" xmlns:am3d="http://schemas.microsoft.com/office/drawing/2017/model3d" xmlns:o="urn:schemas-microsoft-com:office:office" xmlns:oel="http://schemas.microsoft.com/office/2019/extlst" xmlns:r="http://schemas.openxmlformats.org/officeDocument/2006/relationships" xmlns:m="http://schemas.openxmlformats.org/officeDocument/2006/math" xmlns:v="urn:schemas-microsoft-com:vml" xmlns:wp14="http://schemas.microsoft.com/office/word/2010/wordprocessingDrawing" xmlns:wp="http://schemas.openxmlformats.org/drawingml/2006/wordprocessingDrawing" xmlns:w10="urn:schemas-microsoft-com:office:word" xmlns:w="http://schemas.openxmlformats.org/wordprocessingml/2006/main" xmlns:w14="http://schemas.microsoft.com/office/word/2010/wordml" xmlns:w15="http://schemas.microsoft.com/office/word/2012/wordml" xmlns:w16cex="http://schemas.microsoft.com/office/word/2018/wordml/cex" xmlns:w16cid="http://schemas.microsoft.com/office/word/2016/wordml/cid" xmlns:w16="http://schemas.microsoft.com/office/word/2018/wordml" xmlns:w16du="http://schemas.microsoft.com/office/word/2023/wordml/word16du" xmlns:w16sdtdh="http://schemas.microsoft.com/office/word/2020/wordml/sdtdatahash" xmlns:w16sdtfl="http://schemas.microsoft.com/office/word/2024/wordml/sdtformatlock" xmlns:w16se="http://schemas.microsoft.com/office/word/2015/wordml/symex" xmlns:wpg="http://schemas.microsoft.com/office/word/2010/wordprocessingGroup" xmlns:wpi="http://schemas.microsoft.com/office/word/2010/wordprocessingInk" xmlns:wne="http://schemas.microsoft.com/office/word/2006/wordml" xmlns:wps="http://schemas.microsoft.com/office/word/2010/wordprocessingShape" mc:Ignorable="w14 w15 w16se w16cid w16 w16cex w16sdtdh w16sdtfl w16du wp14">
   <w:p>
     <w:pPr>
@@ -16757,7 +16846,7 @@
           <v:path o:extrusionok="f" gradientshapeok="t" o:connecttype="rect"/>
           <o:lock v:ext="edit" aspectratio="t"/>
         </v:shapetype>
-        <v:shape id="_x0000_i1025" type="#_x0000_t75" style="width:61.2pt;height:53.4pt">
+        <v:shape id="_x0000_i1025" type="#_x0000_t75" style="width:60.75pt;height:53.25pt">
           <v:imagedata r:id="rId2" o:title=""/>
         </v:shape>
       </w:pict>
@@ -16766,7 +16855,7 @@
 </w:hdr>
 </file>
 
-<file path=word/header5.xml><?xml version="1.0" encoding="utf-8"?>
+<file path=word/header3.xml><?xml version="1.0" encoding="utf-8"?>
 <w:hdr xmlns:wpc="http://schemas.microsoft.com/office/word/2010/wordprocessingCanvas" xmlns:cx="http://schemas.microsoft.com/office/drawing/2014/chartex" xmlns:cx1="http://schemas.microsoft.com/office/drawing/2015/9/8/chartex" xmlns:cx2="http://schemas.microsoft.com/office/drawing/2015/10/21/chartex" xmlns:cx3="http://schemas.microsoft.com/office/drawing/2016/5/9/chartex" xmlns:cx4="http://schemas.microsoft.com/office/drawing/2016/5/10/chartex" xmlns:cx5="http://schemas.microsoft.com/office/drawing/2016/5/11/chartex" xmlns:cx6="http://schemas.microsoft.com/office/drawing/2016/5/12/chartex" xmlns:cx7="http://schemas.microsoft.com/office/drawing/2016/5/13/chartex" xmlns:cx8="http://schemas.microsoft.com/office/drawing/2016/5/14/chartex" xmlns:mc="http://schemas.openxmlformats.org/markup-compatibility/2006" xmlns:aink="http://schemas.microsoft.com/office/drawing/2016/ink" xmlns:am3d="http://schemas.microsoft.com/office/drawing/2017/model3d" xmlns:o="urn:schemas-microsoft-com:office:office" xmlns:oel="http://schemas.microsoft.com/office/2019/extlst" xmlns:r="http://schemas.openxmlformats.org/officeDocument/2006/relationships" xmlns:m="http://schemas.openxmlformats.org/officeDocument/2006/math" xmlns:v="urn:schemas-microsoft-com:vml" xmlns:wp14="http://schemas.microsoft.com/office/word/2010/wordprocessingDrawing" xmlns:wp="http://schemas.openxmlformats.org/drawingml/2006/wordprocessingDrawing" xmlns:w10="urn:schemas-microsoft-com:office:word" xmlns:w="http://schemas.openxmlformats.org/wordprocessingml/2006/main" xmlns:w14="http://schemas.microsoft.com/office/word/2010/wordml" xmlns:w15="http://schemas.microsoft.com/office/word/2012/wordml" xmlns:w16cex="http://schemas.microsoft.com/office/word/2018/wordml/cex" xmlns:w16cid="http://schemas.microsoft.com/office/word/2016/wordml/cid" xmlns:w16="http://schemas.microsoft.com/office/word/2018/wordml" xmlns:w16du="http://schemas.microsoft.com/office/word/2023/wordml/word16du" xmlns:w16sdtdh="http://schemas.microsoft.com/office/word/2020/wordml/sdtdatahash" xmlns:w16sdtfl="http://schemas.microsoft.com/office/word/2024/wordml/sdtformatlock" xmlns:w16se="http://schemas.microsoft.com/office/word/2015/wordml/symex" xmlns:wpg="http://schemas.microsoft.com/office/word/2010/wordprocessingGroup" xmlns:wpi="http://schemas.microsoft.com/office/word/2010/wordprocessingInk" xmlns:wne="http://schemas.microsoft.com/office/word/2006/wordml" xmlns:wps="http://schemas.microsoft.com/office/word/2010/wordprocessingShape" mc:Ignorable="w14 w15 w16se w16cid w16 w16cex w16sdtdh w16sdtfl w16du wp14">
   <w:p>
     <w:pPr>
@@ -16788,7 +16877,7 @@
 </w:hdr>
 </file>
 
-<file path=word/header6.xml><?xml version="1.0" encoding="utf-8"?>
+<file path=word/header4.xml><?xml version="1.0" encoding="utf-8"?>
 <w:hdr xmlns:wpc="http://schemas.microsoft.com/office/word/2010/wordprocessingCanvas" xmlns:cx="http://schemas.microsoft.com/office/drawing/2014/chartex" xmlns:cx1="http://schemas.microsoft.com/office/drawing/2015/9/8/chartex" xmlns:cx2="http://schemas.microsoft.com/office/drawing/2015/10/21/chartex" xmlns:cx3="http://schemas.microsoft.com/office/drawing/2016/5/9/chartex" xmlns:cx4="http://schemas.microsoft.com/office/drawing/2016/5/10/chartex" xmlns:cx5="http://schemas.microsoft.com/office/drawing/2016/5/11/chartex" xmlns:cx6="http://schemas.microsoft.com/office/drawing/2016/5/12/chartex" xmlns:cx7="http://schemas.microsoft.com/office/drawing/2016/5/13/chartex" xmlns:cx8="http://schemas.microsoft.com/office/drawing/2016/5/14/chartex" xmlns:mc="http://schemas.openxmlformats.org/markup-compatibility/2006" xmlns:aink="http://schemas.microsoft.com/office/drawing/2016/ink" xmlns:am3d="http://schemas.microsoft.com/office/drawing/2017/model3d" xmlns:o="urn:schemas-microsoft-com:office:office" xmlns:oel="http://schemas.microsoft.com/office/2019/extlst" xmlns:r="http://schemas.openxmlformats.org/officeDocument/2006/relationships" xmlns:m="http://schemas.openxmlformats.org/officeDocument/2006/math" xmlns:v="urn:schemas-microsoft-com:vml" xmlns:wp14="http://schemas.microsoft.com/office/word/2010/wordprocessingDrawing" xmlns:wp="http://schemas.openxmlformats.org/drawingml/2006/wordprocessingDrawing" xmlns:w10="urn:schemas-microsoft-com:office:word" xmlns:w="http://schemas.openxmlformats.org/wordprocessingml/2006/main" xmlns:w14="http://schemas.microsoft.com/office/word/2010/wordml" xmlns:w15="http://schemas.microsoft.com/office/word/2012/wordml" xmlns:w16cex="http://schemas.microsoft.com/office/word/2018/wordml/cex" xmlns:w16cid="http://schemas.microsoft.com/office/word/2016/wordml/cid" xmlns:w16="http://schemas.microsoft.com/office/word/2018/wordml" xmlns:w16du="http://schemas.microsoft.com/office/word/2023/wordml/word16du" xmlns:w16sdtdh="http://schemas.microsoft.com/office/word/2020/wordml/sdtdatahash" xmlns:w16sdtfl="http://schemas.microsoft.com/office/word/2024/wordml/sdtformatlock" xmlns:w16se="http://schemas.microsoft.com/office/word/2015/wordml/symex" xmlns:wpg="http://schemas.microsoft.com/office/word/2010/wordprocessingGroup" xmlns:wpi="http://schemas.microsoft.com/office/word/2010/wordprocessingInk" xmlns:wne="http://schemas.microsoft.com/office/word/2006/wordml" xmlns:wps="http://schemas.microsoft.com/office/word/2010/wordprocessingShape" mc:Ignorable="w14 w15 w16se w16cid w16 w16cex w16sdtdh w16sdtfl w16du wp14">
   <w:p>
     <w:pPr>
@@ -17729,7 +17818,7 @@
 </w:hdr>
 </file>
 
-<file path=word/header7.xml><?xml version="1.0" encoding="utf-8"?>
+<file path=word/header5.xml><?xml version="1.0" encoding="utf-8"?>
 <w:hdr xmlns:wpc="http://schemas.microsoft.com/office/word/2010/wordprocessingCanvas" xmlns:cx="http://schemas.microsoft.com/office/drawing/2014/chartex" xmlns:cx1="http://schemas.microsoft.com/office/drawing/2015/9/8/chartex" xmlns:cx2="http://schemas.microsoft.com/office/drawing/2015/10/21/chartex" xmlns:cx3="http://schemas.microsoft.com/office/drawing/2016/5/9/chartex" xmlns:cx4="http://schemas.microsoft.com/office/drawing/2016/5/10/chartex" xmlns:cx5="http://schemas.microsoft.com/office/drawing/2016/5/11/chartex" xmlns:cx6="http://schemas.microsoft.com/office/drawing/2016/5/12/chartex" xmlns:cx7="http://schemas.microsoft.com/office/drawing/2016/5/13/chartex" xmlns:cx8="http://schemas.microsoft.com/office/drawing/2016/5/14/chartex" xmlns:mc="http://schemas.openxmlformats.org/markup-compatibility/2006" xmlns:aink="http://schemas.microsoft.com/office/drawing/2016/ink" xmlns:am3d="http://schemas.microsoft.com/office/drawing/2017/model3d" xmlns:o="urn:schemas-microsoft-com:office:office" xmlns:oel="http://schemas.microsoft.com/office/2019/extlst" xmlns:r="http://schemas.openxmlformats.org/officeDocument/2006/relationships" xmlns:m="http://schemas.openxmlformats.org/officeDocument/2006/math" xmlns:v="urn:schemas-microsoft-com:vml" xmlns:wp14="http://schemas.microsoft.com/office/word/2010/wordprocessingDrawing" xmlns:wp="http://schemas.openxmlformats.org/drawingml/2006/wordprocessingDrawing" xmlns:w10="urn:schemas-microsoft-com:office:word" xmlns:w="http://schemas.openxmlformats.org/wordprocessingml/2006/main" xmlns:w14="http://schemas.microsoft.com/office/word/2010/wordml" xmlns:w15="http://schemas.microsoft.com/office/word/2012/wordml" xmlns:w16cex="http://schemas.microsoft.com/office/word/2018/wordml/cex" xmlns:w16cid="http://schemas.microsoft.com/office/word/2016/wordml/cid" xmlns:w16="http://schemas.microsoft.com/office/word/2018/wordml" xmlns:w16du="http://schemas.microsoft.com/office/word/2023/wordml/word16du" xmlns:w16sdtdh="http://schemas.microsoft.com/office/word/2020/wordml/sdtdatahash" xmlns:w16sdtfl="http://schemas.microsoft.com/office/word/2024/wordml/sdtformatlock" xmlns:w16se="http://schemas.microsoft.com/office/word/2015/wordml/symex" xmlns:wpg="http://schemas.microsoft.com/office/word/2010/wordprocessingGroup" xmlns:wpi="http://schemas.microsoft.com/office/word/2010/wordprocessingInk" xmlns:wne="http://schemas.microsoft.com/office/word/2006/wordml" xmlns:wps="http://schemas.microsoft.com/office/word/2010/wordprocessingShape" mc:Ignorable="w14 w15 w16se w16cid w16 w16cex w16sdtdh w16sdtfl w16du wp14">
   <w:p>
     <w:pPr>
